--- a/2024382026陈冠宇费米-狄拉克分布.docx
+++ b/2024382026陈冠宇费米-狄拉克分布.docx
@@ -511,36 +511,56 @@
         <w:spacing w:line="900" w:lineRule="auto"/>
         <w:ind w:firstLine="1079"/>
         <w:rPr>
-          <w:rFonts w:hint="eastAsia" w:eastAsia="宋体"/>
-          <w:b/>
-          <w:sz w:val="28"/>
+          <w:rFonts w:hint="default" w:eastAsia="宋体"/>
+          <w:b/>
+          <w:sz w:val="28"/>
+          <w:lang w:val="en-US" w:eastAsia="zh-CN"/>
+        </w:rPr>
+      </w:pPr>
+      <w:r>
+        <w:rPr>
+          <w:b/>
+          <w:sz w:val="28"/>
+        </w:rPr>
+        <w:t>指导教师</w:t>
+      </w:r>
+      <w:r>
+        <w:rPr>
+          <w:b/>
+          <w:sz w:val="28"/>
+          <w:u w:val="none"/>
+        </w:rPr>
+        <w:t>：</w:t>
+      </w:r>
+      <w:r>
+        <w:rPr>
+          <w:rFonts w:hint="eastAsia"/>
+          <w:b/>
+          <w:sz w:val="28"/>
+          <w:u w:val="none"/>
           <w:lang w:eastAsia="zh-CN"/>
         </w:rPr>
-      </w:pPr>
-      <w:r>
-        <w:rPr>
-          <w:b/>
-          <w:sz w:val="28"/>
-        </w:rPr>
-        <w:t>指导教师</w:t>
-      </w:r>
-      <w:r>
-        <w:rPr>
-          <w:b/>
-          <w:sz w:val="28"/>
-          <w:u w:val="single"/>
-        </w:rPr>
-        <w:t>：</w:t>
-      </w:r>
-      <w:r>
-        <w:rPr>
-          <w:rFonts w:hint="eastAsia"/>
+        <w:t>郭嘉庆</w:t>
+      </w:r>
+      <w:r>
+        <w:rPr>
+          <w:rFonts w:hint="default"/>
           <w:b/>
           <w:sz w:val="28"/>
           <w:u w:val="single"/>
           <w:lang w:eastAsia="zh-CN"/>
         </w:rPr>
-        <w:t>郭嘉庆</w:t>
+        <w:t xml:space="preserve"> </w:t>
+      </w:r>
+      <w:r>
+        <w:rPr>
+          <w:rFonts w:hint="eastAsia"/>
+          <w:b/>
+          <w:sz w:val="28"/>
+          <w:u w:val="single"/>
+          <w:lang w:val="en-US" w:eastAsia="zh-CN"/>
+        </w:rPr>
+        <w:t xml:space="preserve"> </w:t>
       </w:r>
     </w:p>
     <w:p>
@@ -563,7 +583,7 @@
         <w:rPr>
           <w:b/>
           <w:sz w:val="28"/>
-          <w:u w:val="single"/>
+          <w:u w:val="none"/>
         </w:rPr>
         <w:t xml:space="preserve"> </w:t>
       </w:r>
@@ -572,7 +592,7 @@
           <w:rFonts w:hint="eastAsia"/>
           <w:b/>
           <w:sz w:val="28"/>
-          <w:u w:val="single"/>
+          <w:u w:val="none"/>
           <w:lang w:eastAsia="zh-CN"/>
         </w:rPr>
         <w:t>陈冠宇</w:t>
@@ -582,7 +602,7 @@
           <w:rFonts w:hint="eastAsia"/>
           <w:b/>
           <w:sz w:val="28"/>
-          <w:u w:val="single"/>
+          <w:u w:val="none"/>
           <w:lang w:val="en-US" w:eastAsia="zh-CN"/>
         </w:rPr>
         <w:t xml:space="preserve"> </w:t>
@@ -591,7 +611,16 @@
         <w:rPr>
           <w:b/>
           <w:sz w:val="28"/>
-          <w:u w:val="single"/>
+          <w:u w:val="none"/>
+        </w:rPr>
+        <w:t xml:space="preserve"> </w:t>
+      </w:r>
+      <w:r>
+        <w:rPr>
+          <w:rFonts w:hint="default"/>
+          <w:b/>
+          <w:sz w:val="28"/>
+          <w:u w:val="none"/>
         </w:rPr>
         <w:t xml:space="preserve"> </w:t>
       </w:r>
@@ -646,9 +675,17 @@
       </w:r>
       <w:r>
         <w:rPr>
-          <w:b/>
-          <w:sz w:val="28"/>
-          <w:u w:val="single"/>
+          <w:rFonts w:hint="default"/>
+          <w:b/>
+          <w:sz w:val="28"/>
+        </w:rPr>
+        <w:t>:</w:t>
+      </w:r>
+      <w:r>
+        <w:rPr>
+          <w:b/>
+          <w:sz w:val="28"/>
+          <w:u w:val="none"/>
         </w:rPr>
         <w:t xml:space="preserve">  </w:t>
       </w:r>
@@ -657,7 +694,7 @@
           <w:rFonts w:hint="eastAsia"/>
           <w:b/>
           <w:sz w:val="28"/>
-          <w:u w:val="single"/>
+          <w:u w:val="none"/>
           <w:lang w:val="en-US" w:eastAsia="zh-CN"/>
         </w:rPr>
         <w:t>2024382026</w:t>
@@ -666,7 +703,7 @@
         <w:rPr>
           <w:b/>
           <w:sz w:val="28"/>
-          <w:u w:val="single"/>
+          <w:u w:val="none"/>
         </w:rPr>
         <w:t xml:space="preserve">  </w:t>
       </w:r>
@@ -679,9 +716,17 @@
       </w:r>
       <w:r>
         <w:rPr>
-          <w:b/>
-          <w:sz w:val="28"/>
-          <w:u w:val="single"/>
+          <w:rFonts w:hint="default"/>
+          <w:b/>
+          <w:sz w:val="28"/>
+        </w:rPr>
+        <w:t>:</w:t>
+      </w:r>
+      <w:r>
+        <w:rPr>
+          <w:b/>
+          <w:sz w:val="28"/>
+          <w:u w:val="none"/>
         </w:rPr>
         <w:t xml:space="preserve"> </w:t>
       </w:r>
@@ -690,7 +735,7 @@
           <w:rFonts w:hint="eastAsia"/>
           <w:b/>
           <w:sz w:val="28"/>
-          <w:u w:val="single"/>
+          <w:u w:val="none"/>
           <w:lang w:eastAsia="zh-CN"/>
         </w:rPr>
         <w:t>致原楼</w:t>
@@ -700,7 +745,7 @@
           <w:rFonts w:hint="eastAsia"/>
           <w:b/>
           <w:sz w:val="28"/>
-          <w:u w:val="single"/>
+          <w:u w:val="none"/>
           <w:lang w:val="en-US" w:eastAsia="zh-CN"/>
         </w:rPr>
         <w:t>210</w:t>
@@ -709,7 +754,7 @@
         <w:rPr>
           <w:b/>
           <w:sz w:val="28"/>
-          <w:u w:val="single"/>
+          <w:u w:val="none"/>
         </w:rPr>
         <w:t xml:space="preserve">            </w:t>
       </w:r>
@@ -731,11 +776,13 @@
         </w:rPr>
         <w:t>实验时间：</w:t>
       </w:r>
-      <w:r>
-        <w:rPr>
-          <w:b/>
-          <w:sz w:val="28"/>
-          <w:u w:val="single"/>
+      <w:bookmarkStart w:id="0" w:name="_GoBack"/>
+      <w:bookmarkEnd w:id="0"/>
+      <w:r>
+        <w:rPr>
+          <w:b/>
+          <w:sz w:val="28"/>
+          <w:u w:val="none"/>
         </w:rPr>
         <w:t xml:space="preserve">  </w:t>
       </w:r>
@@ -744,7 +791,7 @@
           <w:rFonts w:hint="eastAsia"/>
           <w:b/>
           <w:sz w:val="28"/>
-          <w:u w:val="single"/>
+          <w:u w:val="none"/>
           <w:lang w:val="en-US" w:eastAsia="zh-CN"/>
         </w:rPr>
         <w:t>2026</w:t>
@@ -753,7 +800,7 @@
         <w:rPr>
           <w:b/>
           <w:sz w:val="28"/>
-          <w:u w:val="single"/>
+          <w:u w:val="none"/>
         </w:rPr>
         <w:t xml:space="preserve">  </w:t>
       </w:r>
@@ -768,7 +815,7 @@
         <w:rPr>
           <w:b/>
           <w:sz w:val="28"/>
-          <w:u w:val="single"/>
+          <w:u w:val="none"/>
         </w:rPr>
         <w:t xml:space="preserve"> </w:t>
       </w:r>
@@ -777,7 +824,7 @@
           <w:rFonts w:hint="default"/>
           <w:b/>
           <w:sz w:val="28"/>
-          <w:u w:val="single"/>
+          <w:u w:val="none"/>
         </w:rPr>
         <w:t>4</w:t>
       </w:r>
@@ -785,7 +832,7 @@
         <w:rPr>
           <w:b/>
           <w:sz w:val="28"/>
-          <w:u w:val="single"/>
+          <w:u w:val="none"/>
         </w:rPr>
         <w:t xml:space="preserve"> </w:t>
       </w:r>
@@ -800,7 +847,7 @@
         <w:rPr>
           <w:b/>
           <w:sz w:val="28"/>
-          <w:u w:val="single"/>
+          <w:u w:val="none"/>
         </w:rPr>
         <w:t xml:space="preserve"> </w:t>
       </w:r>
@@ -809,7 +856,7 @@
           <w:rFonts w:hint="default"/>
           <w:b/>
           <w:sz w:val="28"/>
-          <w:u w:val="single"/>
+          <w:u w:val="none"/>
         </w:rPr>
         <w:t>7</w:t>
       </w:r>
@@ -817,7 +864,7 @@
         <w:rPr>
           <w:b/>
           <w:sz w:val="28"/>
-          <w:u w:val="single"/>
+          <w:u w:val="none"/>
         </w:rPr>
         <w:t xml:space="preserve"> </w:t>
       </w:r>
@@ -951,10 +998,15 @@
           </w:tcPr>
           <w:p>
             <w:pPr>
-              <w:rPr>
-                <w:rFonts w:ascii="黑体" w:hAnsi="黑体" w:eastAsia="黑体"/>
+              <w:numPr>
+                <w:ilvl w:val="0"/>
+                <w:numId w:val="1"/>
+              </w:numPr>
+              <w:rPr>
+                <w:rFonts w:hint="default" w:ascii="黑体" w:hAnsi="黑体" w:eastAsia="黑体"/>
                 <w:b/>
                 <w:sz w:val="24"/>
+                <w:szCs w:val="24"/>
               </w:rPr>
             </w:pPr>
             <w:r>
@@ -964,8 +1016,26 @@
                 <w:sz w:val="24"/>
                 <w:szCs w:val="24"/>
               </w:rPr>
-              <w:t>一、实验目的</w:t>
+              <w:t>实验目的</w:t>
             </w:r>
+          </w:p>
+          <w:p>
+            <w:pPr>
+              <w:widowControl w:val="0"/>
+              <w:numPr>
+                <w:numId w:val="0"/>
+              </w:numPr>
+              <w:suppressAutoHyphens/>
+              <w:bidi w:val="0"/>
+              <w:spacing w:before="0" w:after="0"/>
+              <w:jc w:val="both"/>
+              <w:rPr>
+                <w:rFonts w:hint="default" w:ascii="黑体" w:hAnsi="黑体" w:eastAsia="黑体"/>
+                <w:b/>
+                <w:sz w:val="24"/>
+                <w:szCs w:val="24"/>
+              </w:rPr>
+            </w:pPr>
           </w:p>
           <w:p>
             <w:pPr>
@@ -1650,8 +1720,9 @@
           <w:p>
             <w:pPr>
               <w:rPr>
-                <w:rFonts w:eastAsia="黑体"/>
+                <w:rFonts w:hint="eastAsia" w:eastAsia="黑体"/>
                 <w:sz w:val="24"/>
+                <w:lang w:eastAsia="zh-CN"/>
               </w:rPr>
             </w:pPr>
             <w:r>
@@ -1734,8 +1805,7 @@
           <w:p>
             <w:pPr>
               <w:numPr>
-                <w:ilvl w:val="0"/>
-                <w:numId w:val="1"/>
+                <w:numId w:val="0"/>
               </w:numPr>
               <w:rPr>
                 <w:rFonts w:hint="eastAsia" w:ascii="宋体" w:hAnsi="宋体" w:eastAsia="宋体" w:cs="宋体"/>
@@ -1743,6 +1813,17 @@
                 <w:szCs w:val="21"/>
               </w:rPr>
             </w:pPr>
+            <w:r>
+              <w:rPr>
+                <w:rFonts w:hint="eastAsia" w:eastAsia="黑体"/>
+                <w:b/>
+                <w:bCs/>
+                <w:sz w:val="24"/>
+                <w:szCs w:val="24"/>
+                <w:lang w:eastAsia="zh-CN"/>
+              </w:rPr>
+              <w:t>四、</w:t>
+            </w:r>
             <w:r>
               <w:rPr>
                 <w:rFonts w:eastAsia="黑体"/>
@@ -2104,169 +2185,6 @@
                 <w:szCs w:val="21"/>
               </w:rPr>
               <w:t>；</w:t>
-            </w:r>
-          </w:p>
-          <w:p>
-            <w:pPr>
-              <w:numPr>
-                <w:ilvl w:val="0"/>
-                <w:numId w:val="0"/>
-              </w:numPr>
-              <w:ind w:firstLine="210" w:firstLineChars="100"/>
-              <w:rPr>
-                <w:rFonts w:hint="eastAsia" w:ascii="宋体" w:hAnsi="宋体" w:eastAsia="宋体" w:cs="宋体"/>
-                <w:sz w:val="21"/>
-                <w:szCs w:val="21"/>
-              </w:rPr>
-            </w:pPr>
-            <w:r>
-              <w:rPr>
-                <w:rFonts w:hint="eastAsia" w:ascii="宋体" w:hAnsi="宋体" w:cs="宋体"/>
-                <w:sz w:val="21"/>
-                <w:szCs w:val="21"/>
-                <w:lang w:val="en-US" w:eastAsia="zh-CN"/>
-              </w:rPr>
-              <w:t>4.</w:t>
-            </w:r>
-            <w:r>
-              <w:rPr>
-                <w:rFonts w:hint="eastAsia" w:ascii="宋体" w:hAnsi="宋体" w:eastAsia="宋体" w:cs="宋体"/>
-                <w:sz w:val="21"/>
-                <w:szCs w:val="21"/>
-              </w:rPr>
-              <w:t>对相邻的</w:t>
-            </w:r>
-            <m:oMath>
-              <m:sSub>
-                <m:sSubPr>
-                  <m:ctrlPr>
-                    <w:rPr>
-                      <w:rFonts w:hint="eastAsia" w:ascii="Cambria Math" w:hAnsi="Cambria Math" w:eastAsia="宋体" w:cs="宋体"/>
-                      <w:sz w:val="21"/>
-                      <w:szCs w:val="21"/>
-                    </w:rPr>
-                  </m:ctrlPr>
-                </m:sSubPr>
-                <m:e>
-                  <m:r>
-                    <m:rPr/>
-                    <w:rPr>
-                      <w:rFonts w:hint="eastAsia" w:ascii="Cambria Math" w:hAnsi="Cambria Math" w:eastAsia="宋体" w:cs="宋体"/>
-                      <w:sz w:val="21"/>
-                      <w:szCs w:val="21"/>
-                    </w:rPr>
-                    <m:t>I</m:t>
-                  </m:r>
-                  <m:ctrlPr>
-                    <w:rPr>
-                      <w:rFonts w:hint="eastAsia" w:ascii="Cambria Math" w:hAnsi="Cambria Math" w:eastAsia="宋体" w:cs="宋体"/>
-                      <w:sz w:val="21"/>
-                      <w:szCs w:val="21"/>
-                    </w:rPr>
-                  </m:ctrlPr>
-                </m:e>
-                <m:sub>
-                  <m:r>
-                    <m:rPr/>
-                    <w:rPr>
-                      <w:rFonts w:hint="eastAsia" w:ascii="Cambria Math" w:hAnsi="Cambria Math" w:eastAsia="宋体" w:cs="宋体"/>
-                      <w:sz w:val="21"/>
-                      <w:szCs w:val="21"/>
-                    </w:rPr>
-                    <m:t>P</m:t>
-                  </m:r>
-                  <m:ctrlPr>
-                    <w:rPr>
-                      <w:rFonts w:hint="eastAsia" w:ascii="Cambria Math" w:hAnsi="Cambria Math" w:eastAsia="宋体" w:cs="宋体"/>
-                      <w:sz w:val="21"/>
-                      <w:szCs w:val="21"/>
-                    </w:rPr>
-                  </m:ctrlPr>
-                </m:sub>
-              </m:sSub>
-            </m:oMath>
-            <w:r>
-              <w:rPr>
-                <w:rFonts w:hint="eastAsia" w:ascii="宋体" w:hAnsi="宋体" w:eastAsia="宋体" w:cs="宋体"/>
-                <w:sz w:val="21"/>
-                <w:szCs w:val="21"/>
-              </w:rPr>
-              <w:t>值求差，以相邻</w:t>
-            </w:r>
-            <m:oMath>
-              <m:sSubSup>
-                <m:sSubSupPr>
-                  <m:ctrlPr>
-                    <w:rPr>
-                      <w:rFonts w:hint="eastAsia" w:ascii="Cambria Math" w:hAnsi="Cambria Math" w:eastAsia="宋体" w:cs="宋体"/>
-                      <w:sz w:val="21"/>
-                      <w:szCs w:val="21"/>
-                    </w:rPr>
-                  </m:ctrlPr>
-                </m:sSubSupPr>
-                <m:e>
-                  <m:r>
-                    <m:rPr/>
-                    <w:rPr>
-                      <w:rFonts w:hint="eastAsia" w:ascii="Cambria Math" w:hAnsi="Cambria Math" w:eastAsia="宋体" w:cs="宋体"/>
-                      <w:sz w:val="21"/>
-                      <w:szCs w:val="21"/>
-                    </w:rPr>
-                    <m:t>I</m:t>
-                  </m:r>
-                  <m:ctrlPr>
-                    <w:rPr>
-                      <w:rFonts w:hint="eastAsia" w:ascii="Cambria Math" w:hAnsi="Cambria Math" w:eastAsia="宋体" w:cs="宋体"/>
-                      <w:sz w:val="21"/>
-                      <w:szCs w:val="21"/>
-                    </w:rPr>
-                  </m:ctrlPr>
-                </m:e>
-                <m:sub>
-                  <m:r>
-                    <m:rPr/>
-                    <w:rPr>
-                      <w:rFonts w:hint="eastAsia" w:ascii="Cambria Math" w:hAnsi="Cambria Math" w:eastAsia="宋体" w:cs="宋体"/>
-                      <w:sz w:val="21"/>
-                      <w:szCs w:val="21"/>
-                    </w:rPr>
-                    <m:t>B</m:t>
-                  </m:r>
-                  <m:ctrlPr>
-                    <w:rPr>
-                      <w:rFonts w:hint="eastAsia" w:ascii="Cambria Math" w:hAnsi="Cambria Math" w:eastAsia="宋体" w:cs="宋体"/>
-                      <w:sz w:val="21"/>
-                      <w:szCs w:val="21"/>
-                    </w:rPr>
-                  </m:ctrlPr>
-                </m:sub>
-                <m:sup>
-                  <m:r>
-                    <m:rPr/>
-                    <w:rPr>
-                      <w:rFonts w:hint="eastAsia" w:ascii="Cambria Math" w:hAnsi="Cambria Math" w:eastAsia="宋体" w:cs="宋体"/>
-                      <w:sz w:val="21"/>
-                      <w:szCs w:val="21"/>
-                    </w:rPr>
-                    <m:t>2</m:t>
-                  </m:r>
-                  <m:ctrlPr>
-                    <w:rPr>
-                      <w:rFonts w:hint="eastAsia" w:ascii="Cambria Math" w:hAnsi="Cambria Math" w:eastAsia="宋体" w:cs="宋体"/>
-                      <w:sz w:val="21"/>
-                      <w:szCs w:val="21"/>
-                    </w:rPr>
-                  </m:ctrlPr>
-                </m:sup>
-              </m:sSubSup>
-            </m:oMath>
-            <w:r>
-              <w:rPr>
-                <w:rFonts w:hint="eastAsia" w:ascii="宋体" w:hAnsi="宋体" w:eastAsia="宋体" w:cs="宋体"/>
-                <w:sz w:val="21"/>
-                <w:szCs w:val="21"/>
-              </w:rPr>
-              <w:t>值的中间值作为横坐标，画出电子的动能分布曲线。</w:t>
             </w:r>
           </w:p>
           <w:p>
@@ -2326,20 +2244,7 @@
                 <w:szCs w:val="24"/>
                 <w:vertAlign w:val="baseline"/>
               </w:rPr>
-              <w:t>五</w:t>
-            </w:r>
-            <w:bookmarkStart w:id="0" w:name="_GoBack"/>
-            <w:bookmarkEnd w:id="0"/>
-            <w:r>
-              <w:rPr>
-                <w:rFonts w:eastAsia="黑体"/>
-                <w:b/>
-                <w:bCs/>
-                <w:sz w:val="24"/>
-                <w:szCs w:val="24"/>
-                <w:vertAlign w:val="baseline"/>
-              </w:rPr>
-              <w:t>、数据记录</w:t>
+              <w:t>五、数据记录</w:t>
             </w:r>
             <w:r>
               <w:rPr>
@@ -2660,6 +2565,180 @@
             <w:pPr>
               <w:spacing w:line="360" w:lineRule="auto"/>
               <w:rPr>
+                <w:rFonts w:hint="eastAsia" w:ascii="宋体" w:hAnsi="宋体" w:eastAsia="宋体" w:cs="宋体"/>
+                <w:sz w:val="21"/>
+                <w:szCs w:val="21"/>
+              </w:rPr>
+            </w:pPr>
+            <w:r>
+              <w:rPr>
+                <w:rFonts w:hint="eastAsia" w:ascii="宋体" w:hAnsi="宋体" w:eastAsia="宋体" w:cs="宋体"/>
+                <w:sz w:val="21"/>
+                <w:szCs w:val="21"/>
+              </w:rPr>
+              <w:t>以电子动能</w:t>
+            </w:r>
+            <m:oMath>
+              <m:sSub>
+                <m:sSubPr>
+                  <m:ctrlPr>
+                    <w:rPr>
+                      <w:rFonts w:hint="default" w:ascii="Cambria Math" w:hAnsi="Cambria Math" w:eastAsia="宋体"/>
+                      <w:sz w:val="21"/>
+                    </w:rPr>
+                  </m:ctrlPr>
+                </m:sSubPr>
+                <m:e>
+                  <m:r>
+                    <m:rPr/>
+                    <w:rPr>
+                      <w:rFonts w:hint="default" w:ascii="Cambria Math" w:hAnsi="Cambria Math" w:eastAsia="宋体"/>
+                      <w:sz w:val="21"/>
+                    </w:rPr>
+                    <m:t>E</m:t>
+                  </m:r>
+                  <m:ctrlPr>
+                    <w:rPr>
+                      <w:rFonts w:ascii="Cambria Math" w:hAnsi="Cambria Math" w:eastAsia="宋体"/>
+                      <w:sz w:val="21"/>
+                    </w:rPr>
+                  </m:ctrlPr>
+                </m:e>
+                <m:sub>
+                  <m:r>
+                    <m:rPr/>
+                    <w:rPr>
+                      <w:rFonts w:hint="default" w:ascii="Cambria Math" w:hAnsi="Cambria Math" w:eastAsia="宋体"/>
+                      <w:sz w:val="21"/>
+                    </w:rPr>
+                    <m:t>K</m:t>
+                  </m:r>
+                  <m:ctrlPr>
+                    <w:rPr>
+                      <w:rFonts w:ascii="Cambria Math" w:hAnsi="Cambria Math" w:eastAsia="宋体"/>
+                      <w:sz w:val="21"/>
+                    </w:rPr>
+                  </m:ctrlPr>
+                </m:sub>
+              </m:sSub>
+            </m:oMath>
+            <w:r>
+              <w:rPr>
+                <w:rFonts w:hint="eastAsia" w:ascii="宋体" w:hAnsi="宋体" w:eastAsia="宋体" w:cs="宋体"/>
+                <w:sz w:val="21"/>
+                <w:szCs w:val="21"/>
+              </w:rPr>
+              <w:t>为横轴，阳极电流</w:t>
+            </w:r>
+            <m:oMath>
+              <m:sSub>
+                <m:sSubPr>
+                  <m:ctrlPr>
+                    <w:rPr>
+                      <w:rFonts w:hint="default" w:ascii="Cambria Math" w:hAnsi="Cambria Math" w:eastAsia="宋体"/>
+                      <w:sz w:val="21"/>
+                    </w:rPr>
+                  </m:ctrlPr>
+                </m:sSubPr>
+                <m:e>
+                  <m:r>
+                    <m:rPr/>
+                    <w:rPr>
+                      <w:rFonts w:hint="default" w:ascii="Cambria Math" w:hAnsi="Cambria Math" w:eastAsia="宋体"/>
+                      <w:sz w:val="21"/>
+                    </w:rPr>
+                    <m:t>I</m:t>
+                  </m:r>
+                  <m:ctrlPr>
+                    <w:rPr>
+                      <w:rFonts w:ascii="Cambria Math" w:hAnsi="Cambria Math" w:eastAsia="宋体"/>
+                      <w:sz w:val="21"/>
+                    </w:rPr>
+                  </m:ctrlPr>
+                </m:e>
+                <m:sub>
+                  <m:r>
+                    <m:rPr/>
+                    <w:rPr>
+                      <w:rFonts w:hint="default" w:ascii="Cambria Math" w:hAnsi="Cambria Math" w:eastAsia="宋体"/>
+                      <w:sz w:val="21"/>
+                    </w:rPr>
+                    <m:t>P</m:t>
+                  </m:r>
+                  <m:ctrlPr>
+                    <w:rPr>
+                      <w:rFonts w:ascii="Cambria Math" w:hAnsi="Cambria Math" w:eastAsia="宋体"/>
+                      <w:sz w:val="21"/>
+                    </w:rPr>
+                  </m:ctrlPr>
+                </m:sub>
+              </m:sSub>
+            </m:oMath>
+            <w:r>
+              <w:rPr>
+                <w:rFonts w:hint="eastAsia" w:ascii="宋体" w:hAnsi="宋体" w:eastAsia="宋体" w:cs="宋体"/>
+                <w:sz w:val="21"/>
+                <w:szCs w:val="21"/>
+              </w:rPr>
+              <w:t>为纵轴画图，得到动能大于</w:t>
+            </w:r>
+            <m:oMath>
+              <m:sSub>
+                <m:sSubPr>
+                  <m:ctrlPr>
+                    <w:rPr>
+                      <w:rFonts w:hint="default" w:ascii="Cambria Math" w:hAnsi="Cambria Math" w:eastAsia="宋体"/>
+                      <w:sz w:val="21"/>
+                    </w:rPr>
+                  </m:ctrlPr>
+                </m:sSubPr>
+                <m:e>
+                  <m:r>
+                    <m:rPr/>
+                    <w:rPr>
+                      <w:rFonts w:hint="default" w:ascii="Cambria Math" w:hAnsi="Cambria Math" w:eastAsia="宋体"/>
+                      <w:sz w:val="21"/>
+                    </w:rPr>
+                    <m:t>E</m:t>
+                  </m:r>
+                  <m:ctrlPr>
+                    <w:rPr>
+                      <w:rFonts w:ascii="Cambria Math" w:hAnsi="Cambria Math" w:eastAsia="宋体"/>
+                      <w:sz w:val="21"/>
+                    </w:rPr>
+                  </m:ctrlPr>
+                </m:e>
+                <m:sub>
+                  <m:r>
+                    <m:rPr/>
+                    <w:rPr>
+                      <w:rFonts w:hint="default" w:ascii="Cambria Math" w:hAnsi="Cambria Math" w:eastAsia="宋体"/>
+                      <w:sz w:val="21"/>
+                    </w:rPr>
+                    <m:t>K</m:t>
+                  </m:r>
+                  <m:ctrlPr>
+                    <w:rPr>
+                      <w:rFonts w:ascii="Cambria Math" w:hAnsi="Cambria Math" w:eastAsia="宋体"/>
+                      <w:sz w:val="21"/>
+                    </w:rPr>
+                  </m:ctrlPr>
+                </m:sub>
+              </m:sSub>
+            </m:oMath>
+            <w:r>
+              <w:rPr>
+                <w:rFonts w:hint="eastAsia" w:ascii="宋体" w:hAnsi="宋体" w:eastAsia="宋体" w:cs="宋体"/>
+                <w:sz w:val="21"/>
+                <w:szCs w:val="21"/>
+              </w:rPr>
+              <w:t>的电子的分布曲线</w:t>
+            </w:r>
+          </w:p>
+          <w:p>
+            <w:pPr>
+              <w:spacing w:line="360" w:lineRule="auto"/>
+              <w:rPr>
                 <w:rFonts w:eastAsia="黑体"/>
                 <w:sz w:val="22"/>
                 <w:szCs w:val="22"/>
@@ -2695,46 +2774,126 @@
                 <w:szCs w:val="22"/>
               </w:rPr>
             </w:pPr>
-          </w:p>
-          <w:p>
-            <w:pPr>
-              <w:spacing w:line="360" w:lineRule="auto"/>
-              <w:rPr>
-                <w:rFonts w:eastAsia="黑体"/>
-                <w:sz w:val="22"/>
-                <w:szCs w:val="22"/>
-              </w:rPr>
-            </w:pPr>
-          </w:p>
-          <w:p>
-            <w:pPr>
-              <w:spacing w:line="360" w:lineRule="auto"/>
-              <w:rPr>
-                <w:rFonts w:eastAsia="黑体"/>
-                <w:sz w:val="22"/>
-                <w:szCs w:val="22"/>
-              </w:rPr>
-            </w:pPr>
-          </w:p>
-          <w:p>
-            <w:pPr>
-              <w:spacing w:line="360" w:lineRule="auto"/>
-              <w:rPr>
-                <w:rFonts w:eastAsia="黑体"/>
-                <w:sz w:val="22"/>
-                <w:szCs w:val="22"/>
-              </w:rPr>
-            </w:pPr>
-          </w:p>
-          <w:p>
-            <w:pPr>
-              <w:spacing w:line="360" w:lineRule="auto"/>
-              <w:rPr>
-                <w:rFonts w:eastAsia="黑体"/>
-                <w:sz w:val="22"/>
-                <w:szCs w:val="22"/>
-              </w:rPr>
-            </w:pPr>
+            <w:r>
+              <w:rPr>
+                <w:rFonts w:hint="eastAsia" w:ascii="宋体" w:hAnsi="宋体" w:eastAsia="宋体" w:cs="宋体"/>
+                <w:sz w:val="21"/>
+                <w:szCs w:val="21"/>
+              </w:rPr>
+              <w:t>以电子动能</w:t>
+            </w:r>
+            <m:oMath>
+              <m:sSub>
+                <m:sSubPr>
+                  <m:ctrlPr>
+                    <w:rPr>
+                      <w:rFonts w:hint="default" w:ascii="Cambria Math" w:hAnsi="Cambria Math" w:eastAsia="宋体"/>
+                      <w:sz w:val="21"/>
+                    </w:rPr>
+                  </m:ctrlPr>
+                </m:sSubPr>
+                <m:e>
+                  <m:r>
+                    <m:rPr/>
+                    <w:rPr>
+                      <w:rFonts w:hint="default" w:ascii="Cambria Math" w:hAnsi="Cambria Math" w:eastAsia="宋体"/>
+                      <w:sz w:val="21"/>
+                    </w:rPr>
+                    <m:t>E</m:t>
+                  </m:r>
+                  <m:ctrlPr>
+                    <w:rPr>
+                      <w:rFonts w:ascii="Cambria Math" w:hAnsi="Cambria Math" w:eastAsia="宋体"/>
+                      <w:sz w:val="21"/>
+                    </w:rPr>
+                  </m:ctrlPr>
+                </m:e>
+                <m:sub>
+                  <m:r>
+                    <m:rPr/>
+                    <w:rPr>
+                      <w:rFonts w:hint="default" w:ascii="Cambria Math" w:hAnsi="Cambria Math" w:eastAsia="宋体"/>
+                      <w:sz w:val="21"/>
+                    </w:rPr>
+                    <m:t>K</m:t>
+                  </m:r>
+                  <m:ctrlPr>
+                    <w:rPr>
+                      <w:rFonts w:ascii="Cambria Math" w:hAnsi="Cambria Math" w:eastAsia="宋体"/>
+                      <w:sz w:val="21"/>
+                    </w:rPr>
+                  </m:ctrlPr>
+                </m:sub>
+              </m:sSub>
+            </m:oMath>
+            <w:r>
+              <w:rPr>
+                <w:rFonts w:hint="eastAsia" w:ascii="宋体" w:hAnsi="宋体" w:eastAsia="宋体" w:cs="宋体"/>
+                <w:sz w:val="21"/>
+                <w:szCs w:val="21"/>
+              </w:rPr>
+              <w:t>为横轴，阳极电流的变化量</w:t>
+            </w:r>
+            <m:oMath>
+              <m:r>
+                <m:rPr/>
+                <w:rPr>
+                  <w:rFonts w:hint="default" w:ascii="Cambria Math" w:hAnsi="Cambria Math"/>
+                  <w:sz w:val="21"/>
+                </w:rPr>
+                <m:t>Δ</m:t>
+              </m:r>
+              <m:sSub>
+                <m:sSubPr>
+                  <m:ctrlPr>
+                    <w:rPr>
+                      <w:rFonts w:hint="default" w:ascii="Cambria Math" w:hAnsi="Cambria Math"/>
+                      <w:sz w:val="21"/>
+                    </w:rPr>
+                  </m:ctrlPr>
+                </m:sSubPr>
+                <m:e>
+                  <m:r>
+                    <m:rPr/>
+                    <w:rPr>
+                      <w:rFonts w:hint="default" w:ascii="Cambria Math" w:hAnsi="Cambria Math"/>
+                      <w:sz w:val="21"/>
+                    </w:rPr>
+                    <m:t>I</m:t>
+                  </m:r>
+                  <m:ctrlPr>
+                    <w:rPr>
+                      <w:rFonts w:ascii="Cambria Math" w:hAnsi="Cambria Math"/>
+                      <w:sz w:val="21"/>
+                    </w:rPr>
+                  </m:ctrlPr>
+                </m:e>
+                <m:sub>
+                  <m:r>
+                    <m:rPr/>
+                    <w:rPr>
+                      <w:rFonts w:hint="default" w:ascii="Cambria Math" w:hAnsi="Cambria Math"/>
+                      <w:sz w:val="21"/>
+                    </w:rPr>
+                    <m:t>P</m:t>
+                  </m:r>
+                  <m:ctrlPr>
+                    <w:rPr>
+                      <w:rFonts w:ascii="Cambria Math" w:hAnsi="Cambria Math"/>
+                      <w:sz w:val="21"/>
+                    </w:rPr>
+                  </m:ctrlPr>
+                </m:sub>
+              </m:sSub>
+            </m:oMath>
+            <w:r>
+              <w:rPr>
+                <w:rFonts w:hint="eastAsia" w:ascii="宋体" w:hAnsi="宋体" w:eastAsia="宋体" w:cs="宋体"/>
+                <w:sz w:val="21"/>
+                <w:szCs w:val="21"/>
+              </w:rPr>
+              <w:t>为纵轴画图，得到电子的分布随动能的变化曲线</w:t>
+            </w:r>
           </w:p>
           <w:p>
             <w:pPr>
@@ -4246,21 +4405,17 @@
 <file path=word/numbering.xml><?xml version="1.0" encoding="utf-8"?>
 <w:numbering xmlns:wpc="http://schemas.microsoft.com/office/word/2010/wordprocessingCanvas" xmlns:mc="http://schemas.openxmlformats.org/markup-compatibility/2006" xmlns:o="urn:schemas-microsoft-com:office:office" xmlns:r="http://schemas.openxmlformats.org/officeDocument/2006/relationships" xmlns:m="http://schemas.openxmlformats.org/officeDocument/2006/math" xmlns:v="urn:schemas-microsoft-com:vml" xmlns:wp14="http://schemas.microsoft.com/office/word/2010/wordprocessingDrawing" xmlns:wp="http://schemas.openxmlformats.org/drawingml/2006/wordprocessingDrawing" xmlns:w10="urn:schemas-microsoft-com:office:word" xmlns:w="http://schemas.openxmlformats.org/wordprocessingml/2006/main" xmlns:w14="http://schemas.microsoft.com/office/word/2010/wordml" xmlns:wpg="http://schemas.microsoft.com/office/word/2010/wordprocessingGroup" xmlns:wpi="http://schemas.microsoft.com/office/word/2010/wordprocessingInk" xmlns:wne="http://schemas.microsoft.com/office/word/2006/wordml" xmlns:wps="http://schemas.microsoft.com/office/word/2010/wordprocessingShape" xmlns:wpsCustomData="http://www.wps.cn/officeDocument/2013/wpsCustomData" mc:Ignorable="w14 wp14">
   <w:abstractNum w:abstractNumId="0">
-    <w:nsid w:val="FEBF2F79"/>
+    <w:nsid w:val="9C38CCAC"/>
     <w:multiLevelType w:val="singleLevel"/>
-    <w:tmpl w:val="FEBF2F79"/>
+    <w:tmpl w:val="9C38CCAC"/>
     <w:lvl w:ilvl="0" w:tentative="0">
-      <w:start w:val="4"/>
+      <w:start w:val="1"/>
       <w:numFmt w:val="chineseCounting"/>
       <w:suff w:val="nothing"/>
       <w:lvlText w:val="%1、"/>
       <w:lvlJc w:val="left"/>
       <w:rPr>
         <w:rFonts w:hint="eastAsia"/>
-        <w:b/>
-        <w:bCs/>
-        <w:sz w:val="24"/>
-        <w:szCs w:val="24"/>
       </w:rPr>
     </w:lvl>
   </w:abstractNum>

--- a/2024382026陈冠宇费米-狄拉克分布.docx
+++ b/2024382026陈冠宇费米-狄拉克分布.docx
@@ -776,8 +776,6 @@
         </w:rPr>
         <w:t>实验时间：</w:t>
       </w:r>
-      <w:bookmarkStart w:id="0" w:name="_GoBack"/>
-      <w:bookmarkEnd w:id="0"/>
       <w:r>
         <w:rPr>
           <w:b/>
@@ -1023,6 +1021,7 @@
             <w:pPr>
               <w:widowControl w:val="0"/>
               <w:numPr>
+                <w:ilvl w:val="0"/>
                 <w:numId w:val="0"/>
               </w:numPr>
               <w:suppressAutoHyphens/>
@@ -1748,7 +1747,7 @@
           </w:p>
           <w:p>
             <w:pPr>
-              <w:ind w:firstLine="0"/>
+              <w:ind w:firstLine="315" w:firstLineChars="150"/>
               <w:rPr>
                 <w:rStyle w:val="11"/>
                 <w:rFonts w:hint="eastAsia" w:ascii="宋体" w:hAnsi="宋体"/>
@@ -1805,6 +1804,7 @@
           <w:p>
             <w:pPr>
               <w:numPr>
+                <w:ilvl w:val="0"/>
                 <w:numId w:val="0"/>
               </w:numPr>
               <w:rPr>
@@ -2262,9 +2262,9 @@
               <w:spacing w:line="360" w:lineRule="auto"/>
               <w:ind w:firstLine="420"/>
               <w:rPr>
-                <w:rFonts w:hint="eastAsia" w:ascii="宋体" w:hAnsi="宋体" w:eastAsia="宋体"/>
-                <w:szCs w:val="21"/>
-                <w:u w:val="single"/>
+                <w:rFonts w:hint="eastAsia" w:ascii="宋体" w:hAnsi="宋体"/>
+                <w:sz w:val="21"/>
+                <w:szCs w:val="21"/>
                 <w:lang w:eastAsia="zh-CN"/>
               </w:rPr>
             </w:pPr>
@@ -2332,181 +2332,77 @@
           <w:p>
             <w:pPr>
               <w:spacing w:line="360" w:lineRule="auto"/>
-              <w:rPr>
-                <w:rFonts w:eastAsia="黑体"/>
-                <w:sz w:val="24"/>
-                <w:szCs w:val="24"/>
+              <w:ind w:firstLine="420"/>
+              <w:rPr>
+                <w:rFonts w:hint="eastAsia" w:ascii="宋体" w:hAnsi="宋体"/>
+                <w:sz w:val="21"/>
+                <w:szCs w:val="21"/>
+                <w:lang w:eastAsia="zh-CN"/>
               </w:rPr>
             </w:pPr>
+            <w:r>
+              <w:rPr>
+                <w:rFonts w:hint="eastAsia" w:ascii="宋体" w:hAnsi="宋体"/>
+                <w:sz w:val="21"/>
+                <w:szCs w:val="21"/>
+                <w:lang w:eastAsia="zh-CN"/>
+              </w:rPr>
+              <w:t>原始数据：</w:t>
+            </w:r>
           </w:p>
           <w:p>
             <w:pPr>
               <w:spacing w:line="360" w:lineRule="auto"/>
+              <w:ind w:firstLine="420"/>
               <w:rPr>
                 <w:rFonts w:eastAsia="黑体"/>
+                <w:sz w:val="24"/>
+              </w:rPr>
+            </w:pPr>
+            <w:r>
+              <w:rPr>
+                <w:rFonts w:hint="default" w:eastAsia="黑体"/>
                 <w:sz w:val="22"/>
                 <w:szCs w:val="22"/>
               </w:rPr>
-            </w:pPr>
-          </w:p>
-          <w:p>
-            <w:pPr>
-              <w:spacing w:line="360" w:lineRule="auto"/>
-              <w:rPr>
-                <w:rFonts w:eastAsia="黑体"/>
-                <w:sz w:val="22"/>
-                <w:szCs w:val="22"/>
-              </w:rPr>
-            </w:pPr>
-          </w:p>
-          <w:p>
-            <w:pPr>
-              <w:spacing w:line="360" w:lineRule="auto"/>
-              <w:rPr>
-                <w:rFonts w:eastAsia="黑体"/>
-                <w:sz w:val="22"/>
-                <w:szCs w:val="22"/>
-              </w:rPr>
-            </w:pPr>
-          </w:p>
-          <w:p>
-            <w:pPr>
-              <w:spacing w:line="360" w:lineRule="auto"/>
-              <w:rPr>
-                <w:rFonts w:eastAsia="黑体"/>
-                <w:sz w:val="22"/>
-                <w:szCs w:val="22"/>
-              </w:rPr>
-            </w:pPr>
-          </w:p>
-          <w:p>
-            <w:pPr>
-              <w:spacing w:line="360" w:lineRule="auto"/>
-              <w:rPr>
-                <w:rFonts w:eastAsia="黑体"/>
-                <w:sz w:val="22"/>
-                <w:szCs w:val="22"/>
-              </w:rPr>
-            </w:pPr>
-          </w:p>
-          <w:p>
-            <w:pPr>
-              <w:spacing w:line="360" w:lineRule="auto"/>
-              <w:rPr>
-                <w:rFonts w:eastAsia="黑体"/>
-                <w:sz w:val="22"/>
-                <w:szCs w:val="22"/>
-              </w:rPr>
-            </w:pPr>
-          </w:p>
-          <w:p>
-            <w:pPr>
-              <w:spacing w:line="360" w:lineRule="auto"/>
-              <w:rPr>
-                <w:rFonts w:eastAsia="黑体"/>
-                <w:sz w:val="22"/>
-                <w:szCs w:val="22"/>
-              </w:rPr>
-            </w:pPr>
-          </w:p>
-          <w:p>
-            <w:pPr>
-              <w:spacing w:line="360" w:lineRule="auto"/>
-              <w:rPr>
-                <w:rFonts w:eastAsia="黑体"/>
-                <w:sz w:val="22"/>
-                <w:szCs w:val="22"/>
-              </w:rPr>
-            </w:pPr>
-          </w:p>
-          <w:p>
-            <w:pPr>
-              <w:spacing w:line="360" w:lineRule="auto"/>
-              <w:rPr>
-                <w:rFonts w:eastAsia="黑体"/>
-                <w:sz w:val="22"/>
-                <w:szCs w:val="22"/>
-              </w:rPr>
-            </w:pPr>
-          </w:p>
-          <w:p>
-            <w:pPr>
-              <w:spacing w:line="360" w:lineRule="auto"/>
-              <w:rPr>
-                <w:rFonts w:eastAsia="黑体"/>
-                <w:sz w:val="22"/>
-                <w:szCs w:val="22"/>
-              </w:rPr>
-            </w:pPr>
-          </w:p>
-          <w:p>
-            <w:pPr>
-              <w:spacing w:line="360" w:lineRule="auto"/>
-              <w:rPr>
-                <w:rFonts w:eastAsia="黑体"/>
-                <w:sz w:val="22"/>
-                <w:szCs w:val="22"/>
-              </w:rPr>
-            </w:pPr>
-          </w:p>
-          <w:p>
-            <w:pPr>
-              <w:spacing w:line="360" w:lineRule="auto"/>
-              <w:rPr>
-                <w:rFonts w:eastAsia="黑体"/>
-                <w:sz w:val="22"/>
-                <w:szCs w:val="22"/>
-              </w:rPr>
-            </w:pPr>
-          </w:p>
-          <w:p>
-            <w:pPr>
-              <w:spacing w:line="360" w:lineRule="auto"/>
-              <w:rPr>
-                <w:rFonts w:eastAsia="黑体"/>
-                <w:sz w:val="22"/>
-                <w:szCs w:val="22"/>
-              </w:rPr>
-            </w:pPr>
-          </w:p>
-          <w:p>
-            <w:pPr>
-              <w:spacing w:line="360" w:lineRule="auto"/>
-              <w:rPr>
-                <w:rFonts w:eastAsia="黑体"/>
-                <w:sz w:val="22"/>
-                <w:szCs w:val="22"/>
-              </w:rPr>
-            </w:pPr>
-          </w:p>
-          <w:p>
-            <w:pPr>
-              <w:spacing w:line="360" w:lineRule="auto"/>
-              <w:rPr>
-                <w:rFonts w:eastAsia="黑体"/>
-                <w:sz w:val="22"/>
-                <w:szCs w:val="22"/>
-              </w:rPr>
-            </w:pPr>
-          </w:p>
-          <w:p>
-            <w:pPr>
-              <w:spacing w:line="360" w:lineRule="auto"/>
-              <w:rPr>
-                <w:rFonts w:eastAsia="黑体"/>
-                <w:sz w:val="22"/>
-                <w:szCs w:val="22"/>
-              </w:rPr>
-            </w:pPr>
-          </w:p>
-          <w:p>
-            <w:pPr>
-              <w:spacing w:line="360" w:lineRule="auto"/>
-              <w:rPr>
-                <w:rFonts w:eastAsia="黑体"/>
-                <w:sz w:val="24"/>
-              </w:rPr>
-            </w:pPr>
+              <w:drawing>
+                <wp:inline distT="0" distB="0" distL="114300" distR="114300">
+                  <wp:extent cx="1620520" cy="2880360"/>
+                  <wp:effectExtent l="0" t="0" r="11430" b="635"/>
+                  <wp:docPr id="6" name="图片 6" descr="73cbe0b36e59792badd6789fb0bc0dda"/>
+                  <wp:cNvGraphicFramePr>
+                    <a:graphicFrameLocks xmlns:a="http://schemas.openxmlformats.org/drawingml/2006/main" noChangeAspect="1"/>
+                  </wp:cNvGraphicFramePr>
+                  <a:graphic xmlns:a="http://schemas.openxmlformats.org/drawingml/2006/main">
+                    <a:graphicData uri="http://schemas.openxmlformats.org/drawingml/2006/picture">
+                      <pic:pic xmlns:pic="http://schemas.openxmlformats.org/drawingml/2006/picture">
+                        <pic:nvPicPr>
+                          <pic:cNvPr id="6" name="图片 6" descr="73cbe0b36e59792badd6789fb0bc0dda"/>
+                          <pic:cNvPicPr>
+                            <a:picLocks noChangeAspect="1"/>
+                          </pic:cNvPicPr>
+                        </pic:nvPicPr>
+                        <pic:blipFill>
+                          <a:blip r:embed="rId8"/>
+                          <a:stretch>
+                            <a:fillRect/>
+                          </a:stretch>
+                        </pic:blipFill>
+                        <pic:spPr>
+                          <a:xfrm rot="16200000">
+                            <a:off x="0" y="0"/>
+                            <a:ext cx="1620520" cy="2880360"/>
+                          </a:xfrm>
+                          <a:prstGeom prst="rect">
+                            <a:avLst/>
+                          </a:prstGeom>
+                        </pic:spPr>
+                      </pic:pic>
+                    </a:graphicData>
+                  </a:graphic>
+                </wp:inline>
+              </w:drawing>
+            </w:r>
           </w:p>
         </w:tc>
       </w:tr>
@@ -2555,28 +2451,31 @@
             <w:pPr>
               <w:spacing w:line="360" w:lineRule="auto"/>
               <w:rPr>
-                <w:rFonts w:eastAsia="黑体"/>
-                <w:sz w:val="22"/>
-                <w:szCs w:val="22"/>
+                <w:rFonts w:hint="eastAsia" w:ascii="宋体" w:hAnsi="宋体" w:eastAsia="宋体" w:cs="宋体"/>
+                <w:sz w:val="21"/>
+                <w:szCs w:val="21"/>
+                <w:lang w:eastAsia="zh-CN"/>
               </w:rPr>
             </w:pPr>
           </w:p>
           <w:p>
             <w:pPr>
               <w:spacing w:line="360" w:lineRule="auto"/>
+              <w:ind w:firstLine="315" w:firstLineChars="150"/>
+              <w:rPr>
+                <w:rFonts w:hAnsi="Cambria Math"/>
+                <w:i w:val="0"/>
+                <w:sz w:val="21"/>
+              </w:rPr>
+            </w:pPr>
+            <w:r>
               <w:rPr>
                 <w:rFonts w:hint="eastAsia" w:ascii="宋体" w:hAnsi="宋体" w:eastAsia="宋体" w:cs="宋体"/>
                 <w:sz w:val="21"/>
                 <w:szCs w:val="21"/>
-              </w:rPr>
-            </w:pPr>
-            <w:r>
-              <w:rPr>
-                <w:rFonts w:hint="eastAsia" w:ascii="宋体" w:hAnsi="宋体" w:eastAsia="宋体" w:cs="宋体"/>
-                <w:sz w:val="21"/>
-                <w:szCs w:val="21"/>
-              </w:rPr>
-              <w:t>以电子动能</w:t>
+                <w:lang w:eastAsia="zh-CN"/>
+              </w:rPr>
+              <w:t>由</w:t>
             </w:r>
             <m:oMath>
               <m:sSub>
@@ -2584,6 +2483,585 @@
                   <m:ctrlPr>
                     <w:rPr>
                       <w:rFonts w:hint="default" w:ascii="Cambria Math" w:hAnsi="Cambria Math" w:eastAsia="宋体"/>
+                      <w:sz w:val="21"/>
+                    </w:rPr>
+                  </m:ctrlPr>
+                </m:sSubPr>
+                <m:e>
+                  <m:r>
+                    <m:rPr>
+                      <m:sty m:val="p"/>
+                    </m:rPr>
+                    <w:rPr>
+                      <w:rFonts w:hint="default" w:ascii="Cambria Math" w:hAnsi="Cambria Math" w:eastAsia="宋体"/>
+                      <w:sz w:val="21"/>
+                    </w:rPr>
+                    <m:t>E</m:t>
+                  </m:r>
+                  <m:ctrlPr>
+                    <w:rPr>
+                      <w:rFonts w:ascii="Cambria Math" w:hAnsi="Cambria Math" w:eastAsia="宋体"/>
+                      <w:sz w:val="21"/>
+                    </w:rPr>
+                  </m:ctrlPr>
+                </m:e>
+                <m:sub>
+                  <m:r>
+                    <m:rPr>
+                      <m:sty m:val="p"/>
+                    </m:rPr>
+                    <w:rPr>
+                      <w:rFonts w:hint="default" w:ascii="Cambria Math" w:hAnsi="Cambria Math" w:eastAsia="宋体"/>
+                      <w:sz w:val="21"/>
+                    </w:rPr>
+                    <m:t>k</m:t>
+                  </m:r>
+                  <m:ctrlPr>
+                    <w:rPr>
+                      <w:rFonts w:ascii="Cambria Math" w:hAnsi="Cambria Math" w:eastAsia="宋体"/>
+                      <w:sz w:val="21"/>
+                    </w:rPr>
+                  </m:ctrlPr>
+                </m:sub>
+              </m:sSub>
+              <m:r>
+                <m:rPr>
+                  <m:sty m:val="p"/>
+                </m:rPr>
+                <w:rPr>
+                  <w:rFonts w:hint="default" w:ascii="Cambria Math" w:hAnsi="Cambria Math" w:eastAsia="宋体"/>
+                  <w:sz w:val="21"/>
+                </w:rPr>
+                <m:t>=K</m:t>
+              </m:r>
+              <m:sSubSup>
+                <m:sSubSupPr>
+                  <m:ctrlPr>
+                    <w:rPr>
+                      <w:rFonts w:hint="default" w:ascii="Cambria Math" w:hAnsi="Cambria Math" w:eastAsia="宋体"/>
+                      <w:sz w:val="21"/>
+                    </w:rPr>
+                  </m:ctrlPr>
+                </m:sSubSupPr>
+                <m:e>
+                  <m:r>
+                    <m:rPr>
+                      <m:sty m:val="p"/>
+                    </m:rPr>
+                    <w:rPr>
+                      <w:rFonts w:hint="default" w:ascii="Cambria Math" w:hAnsi="Cambria Math" w:eastAsia="宋体"/>
+                      <w:sz w:val="21"/>
+                    </w:rPr>
+                    <m:t>I</m:t>
+                  </m:r>
+                  <m:ctrlPr>
+                    <w:rPr>
+                      <w:rFonts w:ascii="Cambria Math" w:hAnsi="Cambria Math" w:eastAsia="宋体"/>
+                      <w:sz w:val="21"/>
+                    </w:rPr>
+                  </m:ctrlPr>
+                </m:e>
+                <m:sub>
+                  <m:r>
+                    <m:rPr>
+                      <m:sty m:val="p"/>
+                    </m:rPr>
+                    <w:rPr>
+                      <w:rFonts w:hint="default" w:ascii="Cambria Math" w:hAnsi="Cambria Math" w:eastAsia="宋体"/>
+                      <w:sz w:val="21"/>
+                    </w:rPr>
+                    <m:t>B</m:t>
+                  </m:r>
+                  <m:ctrlPr>
+                    <w:rPr>
+                      <w:rFonts w:ascii="Cambria Math" w:hAnsi="Cambria Math" w:eastAsia="宋体"/>
+                      <w:sz w:val="21"/>
+                    </w:rPr>
+                  </m:ctrlPr>
+                </m:sub>
+                <m:sup>
+                  <m:r>
+                    <m:rPr>
+                      <m:sty m:val="p"/>
+                    </m:rPr>
+                    <w:rPr>
+                      <w:rFonts w:hint="default" w:ascii="Cambria Math" w:hAnsi="Cambria Math" w:eastAsia="宋体"/>
+                      <w:sz w:val="21"/>
+                    </w:rPr>
+                    <m:t>2</m:t>
+                  </m:r>
+                  <m:ctrlPr>
+                    <w:rPr>
+                      <w:rFonts w:ascii="Cambria Math" w:hAnsi="Cambria Math" w:eastAsia="宋体"/>
+                      <w:sz w:val="21"/>
+                    </w:rPr>
+                  </m:ctrlPr>
+                </m:sup>
+              </m:sSubSup>
+              <m:r>
+                <m:rPr/>
+                <w:rPr>
+                  <w:rFonts w:hint="default" w:ascii="Cambria Math" w:hAnsi="Cambria Math" w:eastAsia="宋体"/>
+                  <w:sz w:val="21"/>
+                </w:rPr>
+                <m:t>,K=</m:t>
+              </m:r>
+              <m:f>
+                <m:fPr>
+                  <m:ctrlPr>
+                    <w:rPr>
+                      <w:rFonts w:hint="default" w:ascii="Cambria Math" w:hAnsi="Cambria Math" w:eastAsia="宋体"/>
+                      <w:sz w:val="21"/>
+                    </w:rPr>
+                  </m:ctrlPr>
+                </m:fPr>
+                <m:num>
+                  <m:r>
+                    <m:rPr/>
+                    <w:rPr>
+                      <w:rFonts w:hint="default" w:ascii="Cambria Math" w:hAnsi="Cambria Math" w:eastAsia="宋体"/>
+                      <w:sz w:val="21"/>
+                    </w:rPr>
+                    <m:t>m</m:t>
+                  </m:r>
+                  <m:sSubSup>
+                    <m:sSubSupPr>
+                      <m:ctrlPr>
+                        <w:rPr>
+                          <w:rFonts w:hint="default" w:ascii="Cambria Math" w:hAnsi="Cambria Math" w:eastAsia="宋体"/>
+                          <w:sz w:val="21"/>
+                        </w:rPr>
+                      </m:ctrlPr>
+                    </m:sSubSupPr>
+                    <m:e>
+                      <m:r>
+                        <m:rPr/>
+                        <w:rPr>
+                          <w:rFonts w:hint="default" w:ascii="Cambria Math" w:hAnsi="Cambria Math" w:eastAsia="宋体"/>
+                          <w:sz w:val="21"/>
+                        </w:rPr>
+                        <m:t>μ</m:t>
+                      </m:r>
+                      <m:ctrlPr>
+                        <w:rPr>
+                          <w:rFonts w:ascii="Cambria Math" w:hAnsi="Cambria Math" w:eastAsia="宋体"/>
+                          <w:sz w:val="21"/>
+                        </w:rPr>
+                      </m:ctrlPr>
+                    </m:e>
+                    <m:sub>
+                      <m:r>
+                        <m:rPr/>
+                        <w:rPr>
+                          <w:rFonts w:hint="default" w:ascii="Cambria Math" w:hAnsi="Cambria Math" w:eastAsia="宋体"/>
+                          <w:sz w:val="21"/>
+                        </w:rPr>
+                        <m:t>0</m:t>
+                      </m:r>
+                      <m:ctrlPr>
+                        <w:rPr>
+                          <w:rFonts w:ascii="Cambria Math" w:hAnsi="Cambria Math" w:eastAsia="宋体"/>
+                          <w:sz w:val="21"/>
+                        </w:rPr>
+                      </m:ctrlPr>
+                    </m:sub>
+                    <m:sup>
+                      <m:r>
+                        <m:rPr/>
+                        <w:rPr>
+                          <w:rFonts w:hint="default" w:ascii="Cambria Math" w:hAnsi="Cambria Math" w:eastAsia="宋体"/>
+                          <w:sz w:val="21"/>
+                        </w:rPr>
+                        <m:t>2</m:t>
+                      </m:r>
+                      <m:ctrlPr>
+                        <w:rPr>
+                          <w:rFonts w:ascii="Cambria Math" w:hAnsi="Cambria Math" w:eastAsia="宋体"/>
+                          <w:sz w:val="21"/>
+                        </w:rPr>
+                      </m:ctrlPr>
+                    </m:sup>
+                  </m:sSubSup>
+                  <m:sSup>
+                    <m:sSupPr>
+                      <m:ctrlPr>
+                        <w:rPr>
+                          <w:rFonts w:hint="default" w:ascii="Cambria Math" w:hAnsi="Cambria Math" w:eastAsia="宋体"/>
+                          <w:sz w:val="21"/>
+                        </w:rPr>
+                      </m:ctrlPr>
+                    </m:sSupPr>
+                    <m:e>
+                      <m:r>
+                        <m:rPr/>
+                        <w:rPr>
+                          <w:rFonts w:hint="default" w:ascii="Cambria Math" w:hAnsi="Cambria Math" w:eastAsia="宋体"/>
+                          <w:sz w:val="21"/>
+                        </w:rPr>
+                        <m:t>N</m:t>
+                      </m:r>
+                      <m:ctrlPr>
+                        <w:rPr>
+                          <w:rFonts w:ascii="Cambria Math" w:hAnsi="Cambria Math" w:eastAsia="宋体"/>
+                          <w:sz w:val="21"/>
+                        </w:rPr>
+                      </m:ctrlPr>
+                    </m:e>
+                    <m:sup>
+                      <m:r>
+                        <m:rPr/>
+                        <w:rPr>
+                          <w:rFonts w:hint="default" w:ascii="Cambria Math" w:hAnsi="Cambria Math" w:eastAsia="宋体"/>
+                          <w:sz w:val="21"/>
+                        </w:rPr>
+                        <m:t>2</m:t>
+                      </m:r>
+                      <m:ctrlPr>
+                        <w:rPr>
+                          <w:rFonts w:ascii="Cambria Math" w:hAnsi="Cambria Math" w:eastAsia="宋体"/>
+                          <w:sz w:val="21"/>
+                        </w:rPr>
+                      </m:ctrlPr>
+                    </m:sup>
+                  </m:sSup>
+                  <m:sSup>
+                    <m:sSupPr>
+                      <m:ctrlPr>
+                        <w:rPr>
+                          <w:rFonts w:hint="default" w:ascii="Cambria Math" w:hAnsi="Cambria Math" w:eastAsia="宋体"/>
+                          <w:sz w:val="21"/>
+                        </w:rPr>
+                      </m:ctrlPr>
+                    </m:sSupPr>
+                    <m:e>
+                      <m:r>
+                        <m:rPr/>
+                        <w:rPr>
+                          <w:rFonts w:hint="default" w:ascii="Cambria Math" w:hAnsi="Cambria Math" w:eastAsia="宋体"/>
+                          <w:sz w:val="21"/>
+                        </w:rPr>
+                        <m:t>d</m:t>
+                      </m:r>
+                      <m:ctrlPr>
+                        <w:rPr>
+                          <w:rFonts w:ascii="Cambria Math" w:hAnsi="Cambria Math" w:eastAsia="宋体"/>
+                          <w:sz w:val="21"/>
+                        </w:rPr>
+                      </m:ctrlPr>
+                    </m:e>
+                    <m:sup>
+                      <m:r>
+                        <m:rPr/>
+                        <w:rPr>
+                          <w:rFonts w:hint="default" w:ascii="Cambria Math" w:hAnsi="Cambria Math" w:eastAsia="宋体"/>
+                          <w:sz w:val="21"/>
+                        </w:rPr>
+                        <m:t>2</m:t>
+                      </m:r>
+                      <m:ctrlPr>
+                        <w:rPr>
+                          <w:rFonts w:ascii="Cambria Math" w:hAnsi="Cambria Math" w:eastAsia="宋体"/>
+                          <w:sz w:val="21"/>
+                        </w:rPr>
+                      </m:ctrlPr>
+                    </m:sup>
+                  </m:sSup>
+                  <m:ctrlPr>
+                    <w:rPr>
+                      <w:rFonts w:hint="default" w:ascii="Cambria Math" w:hAnsi="Cambria Math" w:eastAsia="宋体"/>
+                      <w:sz w:val="21"/>
+                    </w:rPr>
+                  </m:ctrlPr>
+                </m:num>
+                <m:den>
+                  <m:r>
+                    <m:rPr/>
+                    <w:rPr>
+                      <w:rFonts w:hint="default" w:ascii="Cambria Math" w:hAnsi="Cambria Math" w:eastAsia="宋体"/>
+                      <w:sz w:val="21"/>
+                    </w:rPr>
+                    <m:t>32(</m:t>
+                  </m:r>
+                  <m:sSup>
+                    <m:sSupPr>
+                      <m:ctrlPr>
+                        <w:rPr>
+                          <w:rFonts w:hint="default" w:ascii="Cambria Math" w:hAnsi="Cambria Math" w:eastAsia="宋体"/>
+                          <w:sz w:val="21"/>
+                        </w:rPr>
+                      </m:ctrlPr>
+                    </m:sSupPr>
+                    <m:e>
+                      <m:r>
+                        <m:rPr/>
+                        <w:rPr>
+                          <w:rFonts w:hint="default" w:ascii="Cambria Math" w:hAnsi="Cambria Math" w:eastAsia="宋体"/>
+                          <w:sz w:val="21"/>
+                        </w:rPr>
+                        <m:t>L</m:t>
+                      </m:r>
+                      <m:ctrlPr>
+                        <w:rPr>
+                          <w:rFonts w:ascii="Cambria Math" w:hAnsi="Cambria Math" w:eastAsia="宋体"/>
+                          <w:sz w:val="21"/>
+                        </w:rPr>
+                      </m:ctrlPr>
+                    </m:e>
+                    <m:sup>
+                      <m:r>
+                        <m:rPr/>
+                        <w:rPr>
+                          <w:rFonts w:hint="default" w:ascii="Cambria Math" w:hAnsi="Cambria Math" w:eastAsia="宋体"/>
+                          <w:sz w:val="21"/>
+                        </w:rPr>
+                        <m:t>2</m:t>
+                      </m:r>
+                      <m:ctrlPr>
+                        <w:rPr>
+                          <w:rFonts w:ascii="Cambria Math" w:hAnsi="Cambria Math" w:eastAsia="宋体"/>
+                          <w:sz w:val="21"/>
+                        </w:rPr>
+                      </m:ctrlPr>
+                    </m:sup>
+                  </m:sSup>
+                  <m:r>
+                    <m:rPr/>
+                    <w:rPr>
+                      <w:rFonts w:hint="default" w:ascii="Cambria Math" w:hAnsi="Cambria Math" w:eastAsia="宋体"/>
+                      <w:sz w:val="21"/>
+                    </w:rPr>
+                    <m:t>+</m:t>
+                  </m:r>
+                  <m:sSup>
+                    <m:sSupPr>
+                      <m:ctrlPr>
+                        <w:rPr>
+                          <w:rFonts w:hint="default" w:ascii="Cambria Math" w:hAnsi="Cambria Math" w:eastAsia="宋体"/>
+                          <w:sz w:val="21"/>
+                        </w:rPr>
+                      </m:ctrlPr>
+                    </m:sSupPr>
+                    <m:e>
+                      <m:r>
+                        <m:rPr/>
+                        <w:rPr>
+                          <w:rFonts w:hint="default" w:ascii="Cambria Math" w:hAnsi="Cambria Math" w:eastAsia="宋体"/>
+                          <w:sz w:val="21"/>
+                        </w:rPr>
+                        <m:t>D</m:t>
+                      </m:r>
+                      <m:ctrlPr>
+                        <w:rPr>
+                          <w:rFonts w:ascii="Cambria Math" w:hAnsi="Cambria Math" w:eastAsia="宋体"/>
+                          <w:sz w:val="21"/>
+                        </w:rPr>
+                      </m:ctrlPr>
+                    </m:e>
+                    <m:sup>
+                      <m:r>
+                        <m:rPr/>
+                        <w:rPr>
+                          <w:rFonts w:hint="default" w:ascii="Cambria Math" w:hAnsi="Cambria Math" w:eastAsia="宋体"/>
+                          <w:sz w:val="21"/>
+                        </w:rPr>
+                        <m:t>2</m:t>
+                      </m:r>
+                      <m:ctrlPr>
+                        <w:rPr>
+                          <w:rFonts w:ascii="Cambria Math" w:hAnsi="Cambria Math" w:eastAsia="宋体"/>
+                          <w:sz w:val="21"/>
+                        </w:rPr>
+                      </m:ctrlPr>
+                    </m:sup>
+                  </m:sSup>
+                  <m:r>
+                    <m:rPr/>
+                    <w:rPr>
+                      <w:rFonts w:hint="default" w:ascii="Cambria Math" w:hAnsi="Cambria Math" w:eastAsia="宋体"/>
+                      <w:sz w:val="21"/>
+                    </w:rPr>
+                    <m:t>)</m:t>
+                  </m:r>
+                  <m:ctrlPr>
+                    <w:rPr>
+                      <w:rFonts w:hint="default" w:ascii="Cambria Math" w:hAnsi="Cambria Math" w:eastAsia="宋体"/>
+                      <w:sz w:val="21"/>
+                    </w:rPr>
+                  </m:ctrlPr>
+                </m:den>
+              </m:f>
+              <m:r>
+                <m:rPr/>
+                <w:rPr>
+                  <w:rFonts w:hint="default" w:ascii="Cambria Math" w:hAnsi="Cambria Math" w:eastAsia="宋体"/>
+                  <w:sz w:val="21"/>
+                </w:rPr>
+                <m:t>(</m:t>
+              </m:r>
+              <m:f>
+                <m:fPr>
+                  <m:ctrlPr>
+                    <w:rPr>
+                      <w:rFonts w:hint="default" w:ascii="Cambria Math" w:hAnsi="Cambria Math" w:eastAsia="宋体"/>
+                      <w:sz w:val="21"/>
+                    </w:rPr>
+                  </m:ctrlPr>
+                </m:fPr>
+                <m:num>
+                  <m:r>
+                    <m:rPr/>
+                    <w:rPr>
+                      <w:rFonts w:hint="default" w:ascii="Cambria Math" w:hAnsi="Cambria Math" w:eastAsia="宋体"/>
+                      <w:sz w:val="21"/>
+                    </w:rPr>
+                    <m:t>e</m:t>
+                  </m:r>
+                  <m:ctrlPr>
+                    <w:rPr>
+                      <w:rFonts w:hint="default" w:ascii="Cambria Math" w:hAnsi="Cambria Math" w:eastAsia="宋体"/>
+                      <w:sz w:val="21"/>
+                    </w:rPr>
+                  </m:ctrlPr>
+                </m:num>
+                <m:den>
+                  <m:r>
+                    <m:rPr/>
+                    <w:rPr>
+                      <w:rFonts w:hint="default" w:ascii="Cambria Math" w:hAnsi="Cambria Math" w:eastAsia="宋体"/>
+                      <w:sz w:val="21"/>
+                    </w:rPr>
+                    <m:t>m</m:t>
+                  </m:r>
+                  <m:ctrlPr>
+                    <w:rPr>
+                      <w:rFonts w:hint="default" w:ascii="Cambria Math" w:hAnsi="Cambria Math" w:eastAsia="宋体"/>
+                      <w:sz w:val="21"/>
+                    </w:rPr>
+                  </m:ctrlPr>
+                </m:den>
+              </m:f>
+              <m:sSup>
+                <m:sSupPr>
+                  <m:ctrlPr>
+                    <w:rPr>
+                      <w:rFonts w:hint="default" w:ascii="Cambria Math" w:hAnsi="Cambria Math" w:eastAsia="宋体"/>
+                      <w:sz w:val="21"/>
+                    </w:rPr>
+                  </m:ctrlPr>
+                </m:sSupPr>
+                <m:e>
+                  <m:r>
+                    <m:rPr/>
+                    <w:rPr>
+                      <w:rFonts w:hint="default" w:ascii="Cambria Math" w:hAnsi="Cambria Math" w:eastAsia="宋体"/>
+                      <w:sz w:val="21"/>
+                    </w:rPr>
+                    <m:t>)</m:t>
+                  </m:r>
+                  <m:ctrlPr>
+                    <w:rPr>
+                      <w:rFonts w:hint="default" w:ascii="Cambria Math" w:hAnsi="Cambria Math" w:eastAsia="宋体"/>
+                      <w:sz w:val="21"/>
+                    </w:rPr>
+                  </m:ctrlPr>
+                </m:e>
+                <m:sup>
+                  <m:r>
+                    <m:rPr/>
+                    <w:rPr>
+                      <w:rFonts w:hint="default" w:ascii="Cambria Math" w:hAnsi="Cambria Math" w:eastAsia="宋体"/>
+                      <w:sz w:val="21"/>
+                    </w:rPr>
+                    <m:t>2</m:t>
+                  </m:r>
+                  <m:ctrlPr>
+                    <w:rPr>
+                      <w:rFonts w:hint="default" w:ascii="Cambria Math" w:hAnsi="Cambria Math" w:eastAsia="宋体"/>
+                      <w:sz w:val="21"/>
+                    </w:rPr>
+                  </m:ctrlPr>
+                </m:sup>
+              </m:sSup>
+              <m:r>
+                <m:rPr>
+                  <m:sty m:val="p"/>
+                </m:rPr>
+                <w:rPr>
+                  <w:rFonts w:hint="default" w:ascii="Cambria Math" w:hAnsi="Cambria Math" w:eastAsia="宋体"/>
+                  <w:sz w:val="21"/>
+                </w:rPr>
+                <m:t>=22.1eV/</m:t>
+              </m:r>
+              <m:sSup>
+                <m:sSupPr>
+                  <m:ctrlPr>
+                    <w:rPr>
+                      <w:rFonts w:hint="default" w:ascii="Cambria Math" w:hAnsi="Cambria Math" w:eastAsia="宋体"/>
+                      <w:sz w:val="21"/>
+                    </w:rPr>
+                  </m:ctrlPr>
+                </m:sSupPr>
+                <m:e>
+                  <m:r>
+                    <m:rPr>
+                      <m:sty m:val="p"/>
+                    </m:rPr>
+                    <w:rPr>
+                      <w:rFonts w:hint="default" w:ascii="Cambria Math" w:hAnsi="Cambria Math" w:eastAsia="宋体"/>
+                      <w:sz w:val="21"/>
+                    </w:rPr>
+                    <m:t>A</m:t>
+                  </m:r>
+                  <m:ctrlPr>
+                    <w:rPr>
+                      <w:rFonts w:hint="default" w:ascii="Cambria Math" w:hAnsi="Cambria Math" w:eastAsia="宋体"/>
+                      <w:sz w:val="21"/>
+                    </w:rPr>
+                  </m:ctrlPr>
+                </m:e>
+                <m:sup>
+                  <m:r>
+                    <m:rPr>
+                      <m:sty m:val="p"/>
+                    </m:rPr>
+                    <w:rPr>
+                      <w:rFonts w:hint="default" w:ascii="Cambria Math" w:hAnsi="Cambria Math" w:eastAsia="宋体"/>
+                      <w:sz w:val="21"/>
+                    </w:rPr>
+                    <m:t>2</m:t>
+                  </m:r>
+                  <m:ctrlPr>
+                    <w:rPr>
+                      <w:rFonts w:hint="default" w:ascii="Cambria Math" w:hAnsi="Cambria Math" w:eastAsia="宋体"/>
+                      <w:sz w:val="21"/>
+                    </w:rPr>
+                  </m:ctrlPr>
+                </m:sup>
+              </m:sSup>
+            </m:oMath>
+            <w:r>
+              <w:rPr>
+                <w:rFonts w:hint="default" w:ascii="Times New Roman" w:hAnsi="Cambria Math"/>
+                <w:i w:val="0"/>
+                <w:sz w:val="21"/>
+              </w:rPr>
+              <w:t xml:space="preserve"> </w:t>
+            </w:r>
+            <w:r>
+              <w:rPr>
+                <w:rFonts w:hint="eastAsia" w:hAnsi="Cambria Math"/>
+                <w:i w:val="0"/>
+                <w:sz w:val="21"/>
+                <w:lang w:eastAsia="zh-CN"/>
+              </w:rPr>
+              <w:t>可以计算出每一组对应的</w:t>
+            </w:r>
+            <m:oMath>
+              <m:sSub>
+                <m:sSubPr>
+                  <m:ctrlPr>
+                    <w:rPr>
+                      <w:rFonts w:hint="default" w:ascii="Cambria Math" w:hAnsi="Cambria Math"/>
                       <w:sz w:val="21"/>
                     </w:rPr>
                   </m:ctrlPr>
@@ -2592,14 +3070,14 @@
                   <m:r>
                     <m:rPr/>
                     <w:rPr>
-                      <w:rFonts w:hint="default" w:ascii="Cambria Math" w:hAnsi="Cambria Math" w:eastAsia="宋体"/>
+                      <w:rFonts w:hint="default" w:ascii="Cambria Math" w:hAnsi="Cambria Math"/>
                       <w:sz w:val="21"/>
                     </w:rPr>
                     <m:t>E</m:t>
                   </m:r>
                   <m:ctrlPr>
                     <w:rPr>
-                      <w:rFonts w:ascii="Cambria Math" w:hAnsi="Cambria Math" w:eastAsia="宋体"/>
+                      <w:rFonts w:ascii="Cambria Math" w:hAnsi="Cambria Math"/>
                       <w:sz w:val="21"/>
                     </w:rPr>
                   </m:ctrlPr>
@@ -2608,27 +3086,38 @@
                   <m:r>
                     <m:rPr/>
                     <w:rPr>
-                      <w:rFonts w:hint="default" w:ascii="Cambria Math" w:hAnsi="Cambria Math" w:eastAsia="宋体"/>
-                      <w:sz w:val="21"/>
-                    </w:rPr>
-                    <m:t>K</m:t>
+                      <w:rFonts w:hint="default" w:ascii="Cambria Math" w:hAnsi="Cambria Math"/>
+                      <w:sz w:val="21"/>
+                    </w:rPr>
+                    <m:t>k</m:t>
                   </m:r>
                   <m:ctrlPr>
                     <w:rPr>
-                      <w:rFonts w:ascii="Cambria Math" w:hAnsi="Cambria Math" w:eastAsia="宋体"/>
+                      <w:rFonts w:ascii="Cambria Math" w:hAnsi="Cambria Math"/>
                       <w:sz w:val="21"/>
                     </w:rPr>
                   </m:ctrlPr>
                 </m:sub>
               </m:sSub>
             </m:oMath>
-            <w:r>
+          </w:p>
+          <w:p>
+            <w:pPr>
+              <w:spacing w:line="360" w:lineRule="auto"/>
+              <w:ind w:firstLine="315" w:firstLineChars="150"/>
               <w:rPr>
                 <w:rFonts w:hint="eastAsia" w:ascii="宋体" w:hAnsi="宋体" w:eastAsia="宋体" w:cs="宋体"/>
                 <w:sz w:val="21"/>
                 <w:szCs w:val="21"/>
               </w:rPr>
-              <w:t>为横轴，阳极电流</w:t>
+            </w:pPr>
+            <w:r>
+              <w:rPr>
+                <w:rFonts w:hint="eastAsia" w:ascii="宋体" w:hAnsi="宋体" w:eastAsia="宋体" w:cs="宋体"/>
+                <w:sz w:val="21"/>
+                <w:szCs w:val="21"/>
+              </w:rPr>
+              <w:t>以电子动能</w:t>
             </w:r>
             <m:oMath>
               <m:sSub>
@@ -2647,7 +3136,7 @@
                       <w:rFonts w:hint="default" w:ascii="Cambria Math" w:hAnsi="Cambria Math" w:eastAsia="宋体"/>
                       <w:sz w:val="21"/>
                     </w:rPr>
-                    <m:t>I</m:t>
+                    <m:t>E</m:t>
                   </m:r>
                   <m:ctrlPr>
                     <w:rPr>
@@ -2663,7 +3152,7 @@
                       <w:rFonts w:hint="default" w:ascii="Cambria Math" w:hAnsi="Cambria Math" w:eastAsia="宋体"/>
                       <w:sz w:val="21"/>
                     </w:rPr>
-                    <m:t>P</m:t>
+                    <m:t>K</m:t>
                   </m:r>
                   <m:ctrlPr>
                     <w:rPr>
@@ -2680,7 +3169,7 @@
                 <w:sz w:val="21"/>
                 <w:szCs w:val="21"/>
               </w:rPr>
-              <w:t>为纵轴画图，得到动能大于</w:t>
+              <w:t>为横轴，阳极电流</w:t>
             </w:r>
             <m:oMath>
               <m:sSub>
@@ -2699,7 +3188,7 @@
                       <w:rFonts w:hint="default" w:ascii="Cambria Math" w:hAnsi="Cambria Math" w:eastAsia="宋体"/>
                       <w:sz w:val="21"/>
                     </w:rPr>
-                    <m:t>E</m:t>
+                    <m:t>I</m:t>
                   </m:r>
                   <m:ctrlPr>
                     <w:rPr>
@@ -2715,6 +3204,58 @@
                       <w:rFonts w:hint="default" w:ascii="Cambria Math" w:hAnsi="Cambria Math" w:eastAsia="宋体"/>
                       <w:sz w:val="21"/>
                     </w:rPr>
+                    <m:t>P</m:t>
+                  </m:r>
+                  <m:ctrlPr>
+                    <w:rPr>
+                      <w:rFonts w:ascii="Cambria Math" w:hAnsi="Cambria Math" w:eastAsia="宋体"/>
+                      <w:sz w:val="21"/>
+                    </w:rPr>
+                  </m:ctrlPr>
+                </m:sub>
+              </m:sSub>
+            </m:oMath>
+            <w:r>
+              <w:rPr>
+                <w:rFonts w:hint="eastAsia" w:ascii="宋体" w:hAnsi="宋体" w:eastAsia="宋体" w:cs="宋体"/>
+                <w:sz w:val="21"/>
+                <w:szCs w:val="21"/>
+              </w:rPr>
+              <w:t>为纵轴画图，得到动能大于</w:t>
+            </w:r>
+            <m:oMath>
+              <m:sSub>
+                <m:sSubPr>
+                  <m:ctrlPr>
+                    <w:rPr>
+                      <w:rFonts w:hint="default" w:ascii="Cambria Math" w:hAnsi="Cambria Math" w:eastAsia="宋体"/>
+                      <w:sz w:val="21"/>
+                    </w:rPr>
+                  </m:ctrlPr>
+                </m:sSubPr>
+                <m:e>
+                  <m:r>
+                    <m:rPr/>
+                    <w:rPr>
+                      <w:rFonts w:hint="default" w:ascii="Cambria Math" w:hAnsi="Cambria Math" w:eastAsia="宋体"/>
+                      <w:sz w:val="21"/>
+                    </w:rPr>
+                    <m:t>E</m:t>
+                  </m:r>
+                  <m:ctrlPr>
+                    <w:rPr>
+                      <w:rFonts w:ascii="Cambria Math" w:hAnsi="Cambria Math" w:eastAsia="宋体"/>
+                      <w:sz w:val="21"/>
+                    </w:rPr>
+                  </m:ctrlPr>
+                </m:e>
+                <m:sub>
+                  <m:r>
+                    <m:rPr/>
+                    <w:rPr>
+                      <w:rFonts w:hint="default" w:ascii="Cambria Math" w:hAnsi="Cambria Math" w:eastAsia="宋体"/>
+                      <w:sz w:val="21"/>
+                    </w:rPr>
                     <m:t>K</m:t>
                   </m:r>
                   <m:ctrlPr>
@@ -2744,34 +3285,59 @@
                 <w:szCs w:val="22"/>
               </w:rPr>
             </w:pPr>
+            <w:r>
+              <w:drawing>
+                <wp:inline distT="0" distB="0" distL="114300" distR="114300">
+                  <wp:extent cx="3638550" cy="3062605"/>
+                  <wp:effectExtent l="0" t="0" r="12700" b="4445"/>
+                  <wp:docPr id="10" name="图片 3"/>
+                  <wp:cNvGraphicFramePr>
+                    <a:graphicFrameLocks xmlns:a="http://schemas.openxmlformats.org/drawingml/2006/main" noChangeAspect="1"/>
+                  </wp:cNvGraphicFramePr>
+                  <a:graphic xmlns:a="http://schemas.openxmlformats.org/drawingml/2006/main">
+                    <a:graphicData uri="http://schemas.openxmlformats.org/drawingml/2006/picture">
+                      <pic:pic xmlns:pic="http://schemas.openxmlformats.org/drawingml/2006/picture">
+                        <pic:nvPicPr>
+                          <pic:cNvPr id="10" name="图片 3"/>
+                          <pic:cNvPicPr>
+                            <a:picLocks noChangeAspect="1"/>
+                          </pic:cNvPicPr>
+                        </pic:nvPicPr>
+                        <pic:blipFill>
+                          <a:blip r:embed="rId9"/>
+                          <a:stretch>
+                            <a:fillRect/>
+                          </a:stretch>
+                        </pic:blipFill>
+                        <pic:spPr>
+                          <a:xfrm>
+                            <a:off x="0" y="0"/>
+                            <a:ext cx="3638550" cy="3062605"/>
+                          </a:xfrm>
+                          <a:prstGeom prst="rect">
+                            <a:avLst/>
+                          </a:prstGeom>
+                          <a:noFill/>
+                          <a:ln>
+                            <a:noFill/>
+                          </a:ln>
+                        </pic:spPr>
+                      </pic:pic>
+                    </a:graphicData>
+                  </a:graphic>
+                </wp:inline>
+              </w:drawing>
+            </w:r>
           </w:p>
           <w:p>
             <w:pPr>
               <w:spacing w:line="360" w:lineRule="auto"/>
-              <w:rPr>
-                <w:rFonts w:eastAsia="黑体"/>
-                <w:sz w:val="22"/>
-                <w:szCs w:val="22"/>
-              </w:rPr>
-            </w:pPr>
-          </w:p>
-          <w:p>
-            <w:pPr>
-              <w:spacing w:line="360" w:lineRule="auto"/>
-              <w:rPr>
-                <w:rFonts w:eastAsia="黑体"/>
-                <w:sz w:val="22"/>
-                <w:szCs w:val="22"/>
-              </w:rPr>
-            </w:pPr>
-          </w:p>
-          <w:p>
-            <w:pPr>
-              <w:spacing w:line="360" w:lineRule="auto"/>
-              <w:rPr>
-                <w:rFonts w:eastAsia="黑体"/>
-                <w:sz w:val="22"/>
-                <w:szCs w:val="22"/>
+              <w:ind w:firstLine="315" w:firstLineChars="150"/>
+              <w:rPr>
+                <w:rFonts w:hint="eastAsia" w:ascii="宋体" w:hAnsi="宋体" w:eastAsia="宋体" w:cs="宋体"/>
+                <w:sz w:val="21"/>
+                <w:szCs w:val="21"/>
+                <w:lang w:eastAsia="zh-CN"/>
               </w:rPr>
             </w:pPr>
             <w:r>
@@ -2894,46 +3460,68 @@
               </w:rPr>
               <w:t>为纵轴画图，得到电子的分布随动能的变化曲线</w:t>
             </w:r>
+            <w:r>
+              <w:rPr>
+                <w:rFonts w:hint="eastAsia" w:ascii="宋体" w:hAnsi="宋体" w:cs="宋体"/>
+                <w:sz w:val="21"/>
+                <w:szCs w:val="21"/>
+                <w:lang w:eastAsia="zh-CN"/>
+              </w:rPr>
+              <w:t>。</w:t>
+            </w:r>
           </w:p>
           <w:p>
             <w:pPr>
               <w:spacing w:line="360" w:lineRule="auto"/>
               <w:rPr>
-                <w:rFonts w:eastAsia="黑体"/>
-                <w:sz w:val="22"/>
-                <w:szCs w:val="22"/>
+                <w:rFonts w:hint="eastAsia" w:ascii="宋体" w:hAnsi="宋体" w:eastAsia="宋体" w:cs="宋体"/>
+                <w:sz w:val="21"/>
+                <w:szCs w:val="21"/>
               </w:rPr>
             </w:pPr>
-          </w:p>
-          <w:p>
-            <w:pPr>
-              <w:spacing w:line="360" w:lineRule="auto"/>
-              <w:rPr>
-                <w:rFonts w:eastAsia="黑体"/>
-                <w:sz w:val="22"/>
-                <w:szCs w:val="22"/>
-              </w:rPr>
-            </w:pPr>
-          </w:p>
-          <w:p>
-            <w:pPr>
-              <w:spacing w:line="360" w:lineRule="auto"/>
-              <w:rPr>
-                <w:rFonts w:eastAsia="黑体"/>
-                <w:sz w:val="22"/>
-                <w:szCs w:val="22"/>
-              </w:rPr>
-            </w:pPr>
-          </w:p>
-          <w:p>
-            <w:pPr>
-              <w:spacing w:line="360" w:lineRule="auto"/>
-              <w:rPr>
-                <w:rFonts w:eastAsia="黑体"/>
-                <w:sz w:val="22"/>
-                <w:szCs w:val="22"/>
-              </w:rPr>
-            </w:pPr>
+            <w:r>
+              <w:drawing>
+                <wp:inline distT="0" distB="0" distL="114300" distR="114300">
+                  <wp:extent cx="4099560" cy="3573145"/>
+                  <wp:effectExtent l="0" t="0" r="4445" b="5080"/>
+                  <wp:docPr id="11" name="图片 4"/>
+                  <wp:cNvGraphicFramePr>
+                    <a:graphicFrameLocks xmlns:a="http://schemas.openxmlformats.org/drawingml/2006/main" noChangeAspect="1"/>
+                  </wp:cNvGraphicFramePr>
+                  <a:graphic xmlns:a="http://schemas.openxmlformats.org/drawingml/2006/main">
+                    <a:graphicData uri="http://schemas.openxmlformats.org/drawingml/2006/picture">
+                      <pic:pic xmlns:pic="http://schemas.openxmlformats.org/drawingml/2006/picture">
+                        <pic:nvPicPr>
+                          <pic:cNvPr id="11" name="图片 4"/>
+                          <pic:cNvPicPr>
+                            <a:picLocks noChangeAspect="1"/>
+                          </pic:cNvPicPr>
+                        </pic:nvPicPr>
+                        <pic:blipFill>
+                          <a:blip r:embed="rId10"/>
+                          <a:stretch>
+                            <a:fillRect/>
+                          </a:stretch>
+                        </pic:blipFill>
+                        <pic:spPr>
+                          <a:xfrm>
+                            <a:off x="0" y="0"/>
+                            <a:ext cx="4099560" cy="3573145"/>
+                          </a:xfrm>
+                          <a:prstGeom prst="rect">
+                            <a:avLst/>
+                          </a:prstGeom>
+                          <a:noFill/>
+                          <a:ln>
+                            <a:noFill/>
+                          </a:ln>
+                        </pic:spPr>
+                      </pic:pic>
+                    </a:graphicData>
+                  </a:graphic>
+                </wp:inline>
+              </w:drawing>
+            </w:r>
           </w:p>
           <w:p>
             <w:pPr>
@@ -2989,193 +3577,146 @@
           </w:p>
           <w:p>
             <w:pPr>
-              <w:rPr>
-                <w:rFonts w:ascii="黑体" w:hAnsi="黑体" w:eastAsia="黑体"/>
+              <w:keepNext w:val="0"/>
+              <w:keepLines w:val="0"/>
+              <w:widowControl/>
+              <w:suppressLineNumbers w:val="0"/>
+              <w:jc w:val="left"/>
+              <w:rPr>
+                <w:rFonts w:hint="eastAsia" w:ascii="黑体" w:hAnsi="黑体"/>
                 <w:bCs/>
-                <w:sz w:val="22"/>
-                <w:szCs w:val="22"/>
+                <w:sz w:val="21"/>
+                <w:szCs w:val="21"/>
+                <w:lang w:eastAsia="zh-CN"/>
               </w:rPr>
             </w:pPr>
           </w:p>
           <w:p>
             <w:pPr>
-              <w:rPr>
-                <w:rFonts w:ascii="黑体" w:hAnsi="黑体" w:eastAsia="黑体"/>
+              <w:keepNext w:val="0"/>
+              <w:keepLines w:val="0"/>
+              <w:widowControl/>
+              <w:suppressLineNumbers w:val="0"/>
+              <w:ind w:firstLine="210" w:firstLineChars="100"/>
+              <w:jc w:val="left"/>
+              <w:rPr>
+                <w:rFonts w:hint="default" w:ascii="黑体" w:hAnsi="黑体"/>
                 <w:bCs/>
-                <w:sz w:val="22"/>
-                <w:szCs w:val="22"/>
+                <w:sz w:val="21"/>
+                <w:szCs w:val="21"/>
+                <w:lang w:val="en-US" w:eastAsia="zh-CN"/>
+              </w:rPr>
+            </w:pPr>
+            <w:r>
+              <w:rPr>
+                <w:rFonts w:hint="default" w:ascii="黑体" w:hAnsi="黑体"/>
+                <w:bCs/>
+                <w:sz w:val="21"/>
+                <w:szCs w:val="21"/>
+                <w:lang w:val="en-US" w:eastAsia="zh-CN"/>
+              </w:rPr>
+              <w:t>微分分布曲线的峰值出现在动能: 1.327eV，即动能在1.327eV附近的电子最多;大部分电子的动能集中在低能区域，高动能电子数量较少。</w:t>
+            </w:r>
+          </w:p>
+          <w:p>
+            <w:pPr>
+              <w:keepNext w:val="0"/>
+              <w:keepLines w:val="0"/>
+              <w:widowControl/>
+              <w:suppressLineNumbers w:val="0"/>
+              <w:ind w:firstLine="210" w:firstLineChars="100"/>
+              <w:jc w:val="left"/>
+              <w:rPr>
+                <w:rFonts w:hint="default" w:ascii="黑体" w:hAnsi="黑体"/>
+                <w:bCs/>
+                <w:sz w:val="21"/>
+                <w:szCs w:val="21"/>
+                <w:lang w:val="en-US" w:eastAsia="zh-CN"/>
+              </w:rPr>
+            </w:pPr>
+            <w:r>
+              <w:rPr>
+                <w:rFonts w:hint="default" w:ascii="黑体" w:hAnsi="黑体"/>
+                <w:bCs/>
+                <w:sz w:val="21"/>
+                <w:szCs w:val="21"/>
+                <w:lang w:val="en-US" w:eastAsia="zh-CN"/>
+              </w:rPr>
+              <w:t>随着励磁电流增大，阳极电流减小，最终电子都被阳极捕获，阳极电流降至0。</w:t>
+            </w:r>
+          </w:p>
+          <w:p>
+            <w:pPr>
+              <w:keepNext w:val="0"/>
+              <w:keepLines w:val="0"/>
+              <w:widowControl/>
+              <w:suppressLineNumbers w:val="0"/>
+              <w:jc w:val="left"/>
+              <w:rPr>
+                <w:rFonts w:hint="default" w:ascii="黑体" w:hAnsi="黑体"/>
+                <w:bCs/>
+                <w:sz w:val="21"/>
+                <w:szCs w:val="21"/>
+                <w:lang w:val="en-US" w:eastAsia="zh-CN"/>
               </w:rPr>
             </w:pPr>
           </w:p>
           <w:p>
             <w:pPr>
-              <w:rPr>
-                <w:rFonts w:ascii="黑体" w:hAnsi="黑体" w:eastAsia="黑体"/>
+              <w:keepNext w:val="0"/>
+              <w:keepLines w:val="0"/>
+              <w:widowControl/>
+              <w:suppressLineNumbers w:val="0"/>
+              <w:ind w:firstLine="210" w:firstLineChars="100"/>
+              <w:jc w:val="left"/>
+              <w:rPr>
+                <w:rFonts w:hint="eastAsia" w:ascii="黑体" w:hAnsi="黑体"/>
                 <w:bCs/>
-                <w:sz w:val="22"/>
-                <w:szCs w:val="22"/>
+                <w:sz w:val="21"/>
+                <w:szCs w:val="21"/>
+                <w:lang w:eastAsia="zh-CN"/>
               </w:rPr>
             </w:pPr>
-          </w:p>
-          <w:p>
-            <w:pPr>
-              <w:rPr>
-                <w:rFonts w:ascii="黑体" w:hAnsi="黑体" w:eastAsia="黑体"/>
+            <w:r>
+              <w:rPr>
+                <w:rFonts w:hint="default" w:ascii="黑体" w:hAnsi="黑体"/>
                 <w:bCs/>
-                <w:sz w:val="22"/>
-                <w:szCs w:val="22"/>
-              </w:rPr>
-            </w:pPr>
-          </w:p>
-          <w:p>
-            <w:pPr>
-              <w:rPr>
-                <w:rFonts w:ascii="黑体" w:hAnsi="黑体" w:eastAsia="黑体"/>
+                <w:sz w:val="21"/>
+                <w:szCs w:val="21"/>
+                <w:lang w:val="en-US" w:eastAsia="zh-CN"/>
+              </w:rPr>
+              <w:t>微分分布曲线呈现的峰形结构，与有限温度下的费米-狄拉克分布函数f(E)及其导数 df/dE的形状趋势相符</w:t>
+            </w:r>
+            <w:r>
+              <w:rPr>
+                <w:rFonts w:hint="default" w:ascii="黑体" w:hAnsi="黑体"/>
                 <w:bCs/>
-                <w:sz w:val="22"/>
-                <w:szCs w:val="22"/>
-              </w:rPr>
-            </w:pPr>
-          </w:p>
-          <w:p>
-            <w:pPr>
-              <w:rPr>
-                <w:rFonts w:ascii="黑体" w:hAnsi="黑体" w:eastAsia="黑体"/>
+                <w:sz w:val="21"/>
+                <w:szCs w:val="21"/>
+                <w:lang w:eastAsia="zh-CN"/>
+              </w:rPr>
+              <w:t>,</w:t>
+            </w:r>
+            <w:r>
+              <w:rPr>
+                <w:rFonts w:hint="eastAsia" w:ascii="黑体" w:hAnsi="黑体"/>
                 <w:bCs/>
-                <w:sz w:val="22"/>
-                <w:szCs w:val="22"/>
-              </w:rPr>
-            </w:pPr>
-          </w:p>
-          <w:p>
-            <w:pPr>
-              <w:rPr>
-                <w:rFonts w:ascii="黑体" w:hAnsi="黑体" w:eastAsia="黑体"/>
+                <w:sz w:val="21"/>
+                <w:szCs w:val="21"/>
+                <w:lang w:eastAsia="zh-CN"/>
+              </w:rPr>
+              <w:t>这表</w:t>
+            </w:r>
+            <w:r>
+              <w:rPr>
+                <w:rFonts w:hint="eastAsia" w:ascii="黑体" w:hAnsi="黑体"/>
                 <w:bCs/>
-                <w:sz w:val="22"/>
-                <w:szCs w:val="22"/>
-              </w:rPr>
-            </w:pPr>
-          </w:p>
-          <w:p>
-            <w:pPr>
-              <w:rPr>
-                <w:rFonts w:ascii="黑体" w:hAnsi="黑体" w:eastAsia="黑体"/>
-                <w:bCs/>
-                <w:sz w:val="22"/>
-                <w:szCs w:val="22"/>
-              </w:rPr>
-            </w:pPr>
-          </w:p>
-          <w:p>
-            <w:pPr>
-              <w:rPr>
-                <w:rFonts w:ascii="黑体" w:hAnsi="黑体" w:eastAsia="黑体"/>
-                <w:bCs/>
-                <w:sz w:val="22"/>
-                <w:szCs w:val="22"/>
-              </w:rPr>
-            </w:pPr>
-          </w:p>
-          <w:p>
-            <w:pPr>
-              <w:rPr>
-                <w:rFonts w:ascii="黑体" w:hAnsi="黑体" w:eastAsia="黑体"/>
-                <w:bCs/>
-                <w:sz w:val="22"/>
-                <w:szCs w:val="22"/>
-              </w:rPr>
-            </w:pPr>
-          </w:p>
-          <w:p>
-            <w:pPr>
-              <w:rPr>
-                <w:rFonts w:ascii="黑体" w:hAnsi="黑体" w:eastAsia="黑体"/>
-                <w:bCs/>
-                <w:sz w:val="22"/>
-                <w:szCs w:val="22"/>
-              </w:rPr>
-            </w:pPr>
-          </w:p>
-          <w:p>
-            <w:pPr>
-              <w:rPr>
-                <w:rFonts w:ascii="黑体" w:hAnsi="黑体" w:eastAsia="黑体"/>
-                <w:bCs/>
-                <w:sz w:val="22"/>
-                <w:szCs w:val="22"/>
-              </w:rPr>
-            </w:pPr>
-          </w:p>
-          <w:p>
-            <w:pPr>
-              <w:rPr>
-                <w:rFonts w:ascii="黑体" w:hAnsi="黑体" w:eastAsia="黑体"/>
-                <w:bCs/>
-                <w:sz w:val="22"/>
-                <w:szCs w:val="22"/>
-              </w:rPr>
-            </w:pPr>
-          </w:p>
-          <w:p>
-            <w:pPr>
-              <w:rPr>
-                <w:rFonts w:ascii="黑体" w:hAnsi="黑体" w:eastAsia="黑体"/>
-                <w:bCs/>
-                <w:sz w:val="22"/>
-                <w:szCs w:val="22"/>
-              </w:rPr>
-            </w:pPr>
-          </w:p>
-          <w:p>
-            <w:pPr>
-              <w:rPr>
-                <w:rFonts w:ascii="黑体" w:hAnsi="黑体" w:eastAsia="黑体"/>
-                <w:bCs/>
-                <w:sz w:val="22"/>
-                <w:szCs w:val="22"/>
-              </w:rPr>
-            </w:pPr>
-          </w:p>
-          <w:p>
-            <w:pPr>
-              <w:rPr>
-                <w:rFonts w:ascii="黑体" w:hAnsi="黑体" w:eastAsia="黑体"/>
-                <w:bCs/>
-                <w:sz w:val="22"/>
-                <w:szCs w:val="22"/>
-              </w:rPr>
-            </w:pPr>
-          </w:p>
-          <w:p>
-            <w:pPr>
-              <w:rPr>
-                <w:rFonts w:ascii="黑体" w:hAnsi="黑体" w:eastAsia="黑体"/>
-                <w:bCs/>
-                <w:sz w:val="22"/>
-                <w:szCs w:val="22"/>
-              </w:rPr>
-            </w:pPr>
-          </w:p>
-          <w:p>
-            <w:pPr>
-              <w:rPr>
-                <w:rFonts w:ascii="黑体" w:hAnsi="黑体" w:eastAsia="黑体"/>
-                <w:bCs/>
-                <w:sz w:val="22"/>
-                <w:szCs w:val="22"/>
-              </w:rPr>
-            </w:pPr>
-          </w:p>
-          <w:p>
-            <w:pPr>
-              <w:rPr>
-                <w:rFonts w:ascii="黑体" w:hAnsi="黑体" w:eastAsia="黑体"/>
-                <w:bCs/>
-                <w:sz w:val="22"/>
-                <w:szCs w:val="22"/>
-              </w:rPr>
-            </w:pPr>
+                <w:sz w:val="21"/>
+                <w:szCs w:val="21"/>
+                <w:lang w:val="en-US" w:eastAsia="zh-CN"/>
+              </w:rPr>
+              <w:t>明实验结果在定性上成功地验证了费米-狄拉克分布规律。即在热平衡状态下，金属中电子的能量分布不是连续的，而是存在一个占据概率从高到低变化的过程，并在费米能级（在本实验中对应于经过表面势垒修正的动能）附近变化最为显著。</w:t>
+            </w:r>
           </w:p>
           <w:p>
             <w:pPr>
@@ -3236,59 +3777,507 @@
           </w:p>
           <w:p>
             <w:pPr>
-              <w:rPr>
+              <w:keepNext w:val="0"/>
+              <w:keepLines w:val="0"/>
+              <w:widowControl/>
+              <w:suppressLineNumbers w:val="0"/>
+              <w:ind w:firstLine="210" w:firstLineChars="100"/>
+              <w:jc w:val="left"/>
+              <w:rPr>
+                <w:b w:val="0"/>
+                <w:bCs w:val="0"/>
+                <w:sz w:val="18"/>
                 <w:szCs w:val="21"/>
               </w:rPr>
             </w:pPr>
+            <w:r>
+              <w:rPr>
+                <w:rFonts w:ascii="宋体" w:hAnsi="宋体" w:eastAsia="宋体" w:cs="宋体"/>
+                <w:b w:val="0"/>
+                <w:bCs w:val="0"/>
+                <w:color w:val="auto"/>
+                <w:kern w:val="0"/>
+                <w:sz w:val="21"/>
+                <w:szCs w:val="21"/>
+                <w:lang w:val="en-US" w:eastAsia="zh-CN" w:bidi="ar"/>
+              </w:rPr>
+              <w:t>本次实验通过“FM-II型费米-狄拉克分布实验仪”，利用电子在磁场中运动的筛选机制，测量了热阴极发射电子的能量分布。获得的微分分布曲线呈现出一个清晰的单峰，与费米-狄拉克统计理论所预测的分布趋势在定性上</w:t>
+            </w:r>
+            <w:r>
+              <w:rPr>
+                <w:rStyle w:val="11"/>
+                <w:rFonts w:ascii="宋体" w:hAnsi="宋体" w:eastAsia="宋体" w:cs="宋体"/>
+                <w:b w:val="0"/>
+                <w:bCs w:val="0"/>
+                <w:color w:val="auto"/>
+                <w:kern w:val="0"/>
+                <w:sz w:val="21"/>
+                <w:szCs w:val="21"/>
+                <w:lang w:val="en-US" w:eastAsia="zh-CN" w:bidi="ar"/>
+              </w:rPr>
+              <w:t>一致</w:t>
+            </w:r>
+            <w:r>
+              <w:rPr>
+                <w:rFonts w:ascii="宋体" w:hAnsi="宋体" w:eastAsia="宋体" w:cs="宋体"/>
+                <w:b w:val="0"/>
+                <w:bCs w:val="0"/>
+                <w:color w:val="auto"/>
+                <w:kern w:val="0"/>
+                <w:sz w:val="21"/>
+                <w:szCs w:val="21"/>
+                <w:lang w:val="en-US" w:eastAsia="zh-CN" w:bidi="ar"/>
+              </w:rPr>
+              <w:t>。实验结果成功地从实验角度验证了金属中电子的能量分布服从</w:t>
+            </w:r>
+            <w:r>
+              <w:rPr>
+                <w:rStyle w:val="11"/>
+                <w:rFonts w:ascii="宋体" w:hAnsi="宋体" w:eastAsia="宋体" w:cs="宋体"/>
+                <w:b w:val="0"/>
+                <w:bCs w:val="0"/>
+                <w:color w:val="auto"/>
+                <w:kern w:val="0"/>
+                <w:sz w:val="21"/>
+                <w:szCs w:val="21"/>
+                <w:lang w:val="en-US" w:eastAsia="zh-CN" w:bidi="ar"/>
+              </w:rPr>
+              <w:t>费米-狄拉克统计规律</w:t>
+            </w:r>
+            <w:r>
+              <w:rPr>
+                <w:rFonts w:ascii="宋体" w:hAnsi="宋体" w:eastAsia="宋体" w:cs="宋体"/>
+                <w:b w:val="0"/>
+                <w:bCs w:val="0"/>
+                <w:color w:val="auto"/>
+                <w:kern w:val="0"/>
+                <w:sz w:val="21"/>
+                <w:szCs w:val="21"/>
+                <w:lang w:val="en-US" w:eastAsia="zh-CN" w:bidi="ar"/>
+              </w:rPr>
+              <w:t>，并获得了峰值动能约为</w:t>
+            </w:r>
+            <w:r>
+              <w:rPr>
+                <w:rFonts w:hint="default" w:ascii="宋体" w:hAnsi="宋体" w:cs="宋体"/>
+                <w:b w:val="0"/>
+                <w:bCs w:val="0"/>
+                <w:color w:val="auto"/>
+                <w:kern w:val="0"/>
+                <w:sz w:val="21"/>
+                <w:szCs w:val="21"/>
+                <w:lang w:eastAsia="zh-CN" w:bidi="ar"/>
+              </w:rPr>
+              <w:t>1.327</w:t>
+            </w:r>
+            <w:r>
+              <w:rPr>
+                <w:rFonts w:ascii="宋体" w:hAnsi="宋体" w:eastAsia="宋体" w:cs="宋体"/>
+                <w:b w:val="0"/>
+                <w:bCs w:val="0"/>
+                <w:color w:val="auto"/>
+                <w:kern w:val="0"/>
+                <w:sz w:val="21"/>
+                <w:szCs w:val="21"/>
+                <w:lang w:val="en-US" w:eastAsia="zh-CN" w:bidi="ar"/>
+              </w:rPr>
+              <w:t>eV的定量结果，可用于估算阴极的逸出功。</w:t>
+            </w:r>
           </w:p>
           <w:p>
             <w:pPr>
               <w:rPr>
-                <w:szCs w:val="21"/>
+                <w:rFonts w:hint="default"/>
+                <w:sz w:val="21"/>
+                <w:szCs w:val="21"/>
+                <w:lang w:eastAsia="zh-CN"/>
               </w:rPr>
             </w:pPr>
+            <w:r>
+              <w:rPr>
+                <w:rFonts w:hint="eastAsia"/>
+                <w:sz w:val="21"/>
+                <w:szCs w:val="21"/>
+                <w:lang w:eastAsia="zh-CN"/>
+              </w:rPr>
+              <w:t>思考题</w:t>
+            </w:r>
+            <w:r>
+              <w:rPr>
+                <w:rFonts w:hint="default"/>
+                <w:sz w:val="21"/>
+                <w:szCs w:val="21"/>
+                <w:lang w:eastAsia="zh-CN"/>
+              </w:rPr>
+              <w:t>:</w:t>
+            </w:r>
           </w:p>
           <w:p>
             <w:pPr>
-              <w:rPr>
-                <w:szCs w:val="21"/>
+              <w:ind w:firstLine="210" w:firstLineChars="100"/>
+              <w:rPr>
+                <w:rFonts w:hint="eastAsia" w:ascii="宋体" w:hAnsi="宋体" w:eastAsia="宋体" w:cs="宋体"/>
+                <w:sz w:val="21"/>
+                <w:szCs w:val="21"/>
+                <w:lang w:eastAsia="zh-CN"/>
               </w:rPr>
             </w:pPr>
+            <w:r>
+              <w:rPr>
+                <w:rFonts w:hint="eastAsia" w:ascii="宋体" w:hAnsi="宋体" w:eastAsia="宋体" w:cs="宋体"/>
+                <w:sz w:val="21"/>
+                <w:szCs w:val="21"/>
+                <w:lang w:eastAsia="zh-CN"/>
+              </w:rPr>
+              <w:t>1.为什么</w:t>
+            </w:r>
+            <m:oMath>
+              <m:sSub>
+                <m:sSubPr>
+                  <m:ctrlPr>
+                    <w:rPr>
+                      <w:rFonts w:hint="default" w:ascii="Cambria Math" w:hAnsi="Cambria Math" w:eastAsia="宋体"/>
+                      <w:sz w:val="21"/>
+                    </w:rPr>
+                  </m:ctrlPr>
+                </m:sSubPr>
+                <m:e>
+                  <m:r>
+                    <m:rPr/>
+                    <w:rPr>
+                      <w:rFonts w:hint="default" w:ascii="Cambria Math" w:hAnsi="Cambria Math" w:eastAsia="宋体"/>
+                      <w:sz w:val="21"/>
+                    </w:rPr>
+                    <m:t>I</m:t>
+                  </m:r>
+                  <m:ctrlPr>
+                    <w:rPr>
+                      <w:rFonts w:ascii="Cambria Math" w:hAnsi="Cambria Math" w:eastAsia="宋体"/>
+                      <w:sz w:val="21"/>
+                    </w:rPr>
+                  </m:ctrlPr>
+                </m:e>
+                <m:sub>
+                  <m:r>
+                    <m:rPr/>
+                    <w:rPr>
+                      <w:rFonts w:hint="default" w:ascii="Cambria Math" w:hAnsi="Cambria Math" w:eastAsia="宋体"/>
+                      <w:sz w:val="21"/>
+                    </w:rPr>
+                    <m:t>P</m:t>
+                  </m:r>
+                  <m:ctrlPr>
+                    <w:rPr>
+                      <w:rFonts w:ascii="Cambria Math" w:hAnsi="Cambria Math" w:eastAsia="宋体"/>
+                      <w:sz w:val="21"/>
+                    </w:rPr>
+                  </m:ctrlPr>
+                </m:sub>
+              </m:sSub>
+              <m:r>
+                <m:rPr/>
+                <w:rPr>
+                  <w:rFonts w:hint="default" w:ascii="Cambria Math" w:hAnsi="Cambria Math" w:eastAsia="宋体"/>
+                  <w:sz w:val="21"/>
+                </w:rPr>
+                <m:t>−</m:t>
+              </m:r>
+              <m:sSub>
+                <m:sSubPr>
+                  <m:ctrlPr>
+                    <w:rPr>
+                      <w:rFonts w:hint="default" w:ascii="Cambria Math" w:hAnsi="Cambria Math" w:eastAsia="宋体"/>
+                      <w:sz w:val="21"/>
+                    </w:rPr>
+                  </m:ctrlPr>
+                </m:sSubPr>
+                <m:e>
+                  <m:r>
+                    <m:rPr/>
+                    <w:rPr>
+                      <w:rFonts w:hint="default" w:ascii="Cambria Math" w:hAnsi="Cambria Math" w:eastAsia="宋体"/>
+                      <w:sz w:val="21"/>
+                    </w:rPr>
+                    <m:t>E</m:t>
+                  </m:r>
+                  <m:ctrlPr>
+                    <w:rPr>
+                      <w:rFonts w:ascii="Cambria Math" w:hAnsi="Cambria Math" w:eastAsia="宋体"/>
+                      <w:sz w:val="21"/>
+                    </w:rPr>
+                  </m:ctrlPr>
+                </m:e>
+                <m:sub>
+                  <m:r>
+                    <m:rPr/>
+                    <w:rPr>
+                      <w:rFonts w:hint="default" w:ascii="Cambria Math" w:hAnsi="Cambria Math" w:eastAsia="宋体"/>
+                      <w:sz w:val="21"/>
+                    </w:rPr>
+                    <m:t>K</m:t>
+                  </m:r>
+                  <m:ctrlPr>
+                    <w:rPr>
+                      <w:rFonts w:ascii="Cambria Math" w:hAnsi="Cambria Math" w:eastAsia="宋体"/>
+                      <w:sz w:val="21"/>
+                    </w:rPr>
+                  </m:ctrlPr>
+                </m:sub>
+              </m:sSub>
+            </m:oMath>
+            <w:r>
+              <w:rPr>
+                <w:rFonts w:hint="eastAsia" w:ascii="宋体" w:hAnsi="宋体" w:eastAsia="宋体" w:cs="宋体"/>
+                <w:sz w:val="21"/>
+                <w:szCs w:val="21"/>
+                <w:lang w:eastAsia="zh-CN"/>
+              </w:rPr>
+              <w:t>曲线不是电子的分布曲线？</w:t>
+            </w:r>
           </w:p>
           <w:p>
             <w:pPr>
-              <w:rPr>
-                <w:szCs w:val="21"/>
+              <w:keepNext w:val="0"/>
+              <w:keepLines w:val="0"/>
+              <w:widowControl/>
+              <w:suppressLineNumbers w:val="0"/>
+              <w:jc w:val="left"/>
+              <w:rPr>
+                <w:rFonts w:hint="default" w:ascii="宋体" w:hAnsi="宋体" w:eastAsia="宋体" w:cs="宋体"/>
+                <w:sz w:val="21"/>
+                <w:szCs w:val="21"/>
+                <w:lang w:val="en-US" w:eastAsia="zh-CN"/>
               </w:rPr>
             </w:pPr>
+            <w:r>
+              <w:rPr>
+                <w:rFonts w:hint="eastAsia" w:ascii="宋体" w:hAnsi="宋体" w:cs="宋体"/>
+                <w:sz w:val="21"/>
+                <w:szCs w:val="21"/>
+                <w:lang w:val="en-US" w:eastAsia="zh-CN"/>
+              </w:rPr>
+              <w:t xml:space="preserve">    </w:t>
+            </w:r>
+            <w:r>
+              <w:rPr>
+                <w:rFonts w:ascii="宋体" w:hAnsi="宋体" w:eastAsia="宋体" w:cs="宋体"/>
+                <w:color w:val="auto"/>
+                <w:kern w:val="0"/>
+                <w:sz w:val="21"/>
+                <w:szCs w:val="21"/>
+                <w:lang w:val="en-US" w:eastAsia="zh-CN" w:bidi="ar"/>
+              </w:rPr>
+              <w:t>阳极电流</w:t>
+            </w:r>
+            <m:oMath>
+              <m:sSub>
+                <m:sSubPr>
+                  <m:ctrlPr>
+                    <w:rPr>
+                      <w:rFonts w:hint="default" w:ascii="Cambria Math" w:hAnsi="Cambria Math"/>
+                      <w:sz w:val="21"/>
+                    </w:rPr>
+                  </m:ctrlPr>
+                </m:sSubPr>
+                <m:e>
+                  <m:r>
+                    <m:rPr/>
+                    <w:rPr>
+                      <w:rFonts w:hint="default" w:ascii="Cambria Math" w:hAnsi="Cambria Math"/>
+                      <w:sz w:val="21"/>
+                    </w:rPr>
+                    <m:t>I</m:t>
+                  </m:r>
+                  <m:ctrlPr>
+                    <w:rPr>
+                      <w:rFonts w:ascii="Cambria Math" w:hAnsi="Cambria Math"/>
+                      <w:sz w:val="21"/>
+                    </w:rPr>
+                  </m:ctrlPr>
+                </m:e>
+                <m:sub>
+                  <m:r>
+                    <m:rPr/>
+                    <w:rPr>
+                      <w:rFonts w:hint="default" w:ascii="Cambria Math" w:hAnsi="Cambria Math"/>
+                      <w:sz w:val="21"/>
+                    </w:rPr>
+                    <m:t>P</m:t>
+                  </m:r>
+                  <m:ctrlPr>
+                    <w:rPr>
+                      <w:rFonts w:ascii="Cambria Math" w:hAnsi="Cambria Math"/>
+                      <w:sz w:val="21"/>
+                    </w:rPr>
+                  </m:ctrlPr>
+                </m:sub>
+              </m:sSub>
+            </m:oMath>
+            <w:r>
+              <w:rPr>
+                <w:rFonts w:ascii="宋体" w:hAnsi="宋体" w:eastAsia="宋体" w:cs="宋体"/>
+                <w:color w:val="auto"/>
+                <w:kern w:val="0"/>
+                <w:sz w:val="21"/>
+                <w:szCs w:val="21"/>
+                <w:lang w:val="en-US" w:eastAsia="zh-CN" w:bidi="ar"/>
+              </w:rPr>
+              <w:t>的物理含义是一个</w:t>
+            </w:r>
+            <w:r>
+              <w:rPr>
+                <w:rStyle w:val="11"/>
+                <w:rFonts w:ascii="宋体" w:hAnsi="宋体" w:eastAsia="宋体" w:cs="宋体"/>
+                <w:b w:val="0"/>
+                <w:bCs w:val="0"/>
+                <w:color w:val="auto"/>
+                <w:kern w:val="0"/>
+                <w:sz w:val="21"/>
+                <w:szCs w:val="21"/>
+                <w:lang w:val="en-US" w:eastAsia="zh-CN" w:bidi="ar"/>
+              </w:rPr>
+              <w:t>累积量</w:t>
+            </w:r>
+            <w:r>
+              <w:rPr>
+                <w:rFonts w:ascii="宋体" w:hAnsi="宋体" w:eastAsia="宋体" w:cs="宋体"/>
+                <w:color w:val="auto"/>
+                <w:kern w:val="0"/>
+                <w:sz w:val="21"/>
+                <w:szCs w:val="21"/>
+                <w:lang w:val="en-US" w:eastAsia="zh-CN" w:bidi="ar"/>
+              </w:rPr>
+              <w:t>，而非某一能量点的分布密度。</w:t>
+            </w:r>
           </w:p>
           <w:p>
             <w:pPr>
-              <w:rPr>
-                <w:szCs w:val="21"/>
+              <w:ind w:firstLine="210" w:firstLineChars="100"/>
+              <w:rPr>
+                <w:rFonts w:hint="default" w:ascii="宋体" w:hAnsi="宋体" w:eastAsia="宋体" w:cs="宋体"/>
+                <w:sz w:val="21"/>
+                <w:szCs w:val="21"/>
+                <w:lang w:val="en-US" w:eastAsia="zh-CN"/>
               </w:rPr>
             </w:pPr>
+            <w:r>
+              <w:rPr>
+                <w:rFonts w:hint="eastAsia" w:ascii="宋体" w:hAnsi="宋体" w:cs="宋体"/>
+                <w:sz w:val="21"/>
+                <w:szCs w:val="21"/>
+                <w:lang w:val="en-US" w:eastAsia="zh-CN"/>
+              </w:rPr>
+              <w:t>2.为什么动能较小时，电子的数量较少？</w:t>
+            </w:r>
           </w:p>
           <w:p>
             <w:pPr>
+              <w:keepNext w:val="0"/>
+              <w:keepLines w:val="0"/>
+              <w:widowControl/>
+              <w:suppressLineNumbers w:val="0"/>
+              <w:jc w:val="left"/>
               <w:rPr>
                 <w:szCs w:val="21"/>
               </w:rPr>
             </w:pPr>
-          </w:p>
-          <w:p>
-            <w:pPr>
-              <w:rPr>
-                <w:szCs w:val="21"/>
-              </w:rPr>
-            </w:pPr>
-          </w:p>
-          <w:p>
-            <w:pPr>
-              <w:rPr>
-                <w:szCs w:val="21"/>
-              </w:rPr>
-            </w:pPr>
+            <w:r>
+              <w:rPr>
+                <w:rFonts w:hint="default" w:ascii="宋体" w:hAnsi="宋体" w:cs="宋体"/>
+                <w:sz w:val="21"/>
+                <w:szCs w:val="21"/>
+                <w:lang w:eastAsia="zh-CN"/>
+              </w:rPr>
+              <w:t xml:space="preserve">    </w:t>
+            </w:r>
+            <w:r>
+              <w:rPr>
+                <w:rFonts w:hint="eastAsia" w:ascii="宋体" w:hAnsi="宋体" w:cs="宋体"/>
+                <w:sz w:val="21"/>
+                <w:szCs w:val="21"/>
+                <w:lang w:eastAsia="zh-CN"/>
+              </w:rPr>
+              <w:t>因为</w:t>
+            </w:r>
+            <w:r>
+              <w:rPr>
+                <w:rStyle w:val="11"/>
+                <w:rFonts w:ascii="宋体" w:hAnsi="宋体" w:eastAsia="宋体" w:cs="宋体"/>
+                <w:b w:val="0"/>
+                <w:bCs w:val="0"/>
+                <w:color w:val="auto"/>
+                <w:kern w:val="0"/>
+                <w:sz w:val="21"/>
+                <w:szCs w:val="21"/>
+                <w:lang w:val="en-US" w:eastAsia="zh-CN" w:bidi="ar"/>
+              </w:rPr>
+              <w:t>金属表面的势垒</w:t>
+            </w:r>
+            <w:r>
+              <w:rPr>
+                <w:rFonts w:ascii="宋体" w:hAnsi="宋体" w:eastAsia="宋体" w:cs="宋体"/>
+                <w:b w:val="0"/>
+                <w:bCs w:val="0"/>
+                <w:color w:val="auto"/>
+                <w:kern w:val="0"/>
+                <w:sz w:val="21"/>
+                <w:szCs w:val="21"/>
+                <w:lang w:val="en-US" w:eastAsia="zh-CN" w:bidi="ar"/>
+              </w:rPr>
+              <w:t>（逸出功）对电子逸出</w:t>
+            </w:r>
+            <w:r>
+              <w:rPr>
+                <w:rFonts w:hint="eastAsia" w:ascii="宋体" w:hAnsi="宋体" w:cs="宋体"/>
+                <w:b w:val="0"/>
+                <w:bCs w:val="0"/>
+                <w:color w:val="auto"/>
+                <w:kern w:val="0"/>
+                <w:sz w:val="21"/>
+                <w:szCs w:val="21"/>
+                <w:lang w:val="en-US" w:eastAsia="zh-CN" w:bidi="ar"/>
+              </w:rPr>
+              <w:t>具有</w:t>
+            </w:r>
+            <w:r>
+              <w:rPr>
+                <w:rFonts w:ascii="宋体" w:hAnsi="宋体" w:eastAsia="宋体" w:cs="宋体"/>
+                <w:b w:val="0"/>
+                <w:bCs w:val="0"/>
+                <w:color w:val="auto"/>
+                <w:kern w:val="0"/>
+                <w:sz w:val="21"/>
+                <w:szCs w:val="21"/>
+                <w:lang w:val="en-US" w:eastAsia="zh-CN" w:bidi="ar"/>
+              </w:rPr>
+              <w:t>筛选作用</w:t>
+            </w:r>
+            <w:r>
+              <w:rPr>
+                <w:rFonts w:hint="eastAsia" w:ascii="宋体" w:hAnsi="宋体" w:cs="宋体"/>
+                <w:b w:val="0"/>
+                <w:bCs w:val="0"/>
+                <w:color w:val="auto"/>
+                <w:kern w:val="0"/>
+                <w:sz w:val="21"/>
+                <w:szCs w:val="21"/>
+                <w:lang w:val="en-US" w:eastAsia="zh-CN" w:bidi="ar"/>
+              </w:rPr>
+              <w:t>（动能过小出不来）</w:t>
+            </w:r>
+            <w:r>
+              <w:rPr>
+                <w:rFonts w:ascii="宋体" w:hAnsi="宋体" w:eastAsia="宋体" w:cs="宋体"/>
+                <w:b w:val="0"/>
+                <w:bCs w:val="0"/>
+                <w:color w:val="auto"/>
+                <w:kern w:val="0"/>
+                <w:sz w:val="21"/>
+                <w:szCs w:val="21"/>
+                <w:lang w:val="en-US" w:eastAsia="zh-CN" w:bidi="ar"/>
+              </w:rPr>
+              <w:t>。</w:t>
+            </w:r>
           </w:p>
           <w:p>
             <w:pPr>
@@ -3332,6 +4321,8 @@
             <w:r>
               <w:t>指导教师批阅意见：</w:t>
             </w:r>
+            <w:bookmarkStart w:id="0" w:name="_GoBack"/>
+            <w:bookmarkEnd w:id="0"/>
           </w:p>
           <w:p>
             <w:pPr>
@@ -4483,7 +5474,7 @@
     <w:lsdException w:unhideWhenUsed="0" w:uiPriority="0" w:semiHidden="0" w:name="table of authorities"/>
     <w:lsdException w:unhideWhenUsed="0" w:uiPriority="0" w:semiHidden="0" w:name="macro"/>
     <w:lsdException w:unhideWhenUsed="0" w:uiPriority="0" w:semiHidden="0" w:name="toa heading"/>
-    <w:lsdException w:unhideWhenUsed="0" w:uiPriority="0" w:semiHidden="0" w:name="List"/>
+    <w:lsdException w:qFormat="1" w:unhideWhenUsed="0" w:uiPriority="0" w:semiHidden="0" w:name="List"/>
     <w:lsdException w:unhideWhenUsed="0" w:uiPriority="0" w:semiHidden="0" w:name="List Bullet"/>
     <w:lsdException w:unhideWhenUsed="0" w:uiPriority="0" w:semiHidden="0" w:name="List Number"/>
     <w:lsdException w:unhideWhenUsed="0" w:uiPriority="0" w:semiHidden="0" w:name="List 2"/>
@@ -4502,7 +5493,7 @@
     <w:lsdException w:unhideWhenUsed="0" w:uiPriority="0" w:semiHidden="0" w:name="Closing"/>
     <w:lsdException w:unhideWhenUsed="0" w:uiPriority="0" w:semiHidden="0" w:name="Signature"/>
     <w:lsdException w:qFormat="1" w:uiPriority="1" w:name="Default Paragraph Font"/>
-    <w:lsdException w:unhideWhenUsed="0" w:uiPriority="0" w:semiHidden="0" w:name="Body Text"/>
+    <w:lsdException w:qFormat="1" w:unhideWhenUsed="0" w:uiPriority="0" w:semiHidden="0" w:name="Body Text"/>
     <w:lsdException w:qFormat="1" w:unhideWhenUsed="0" w:uiPriority="0" w:semiHidden="0" w:name="Body Text Indent"/>
     <w:lsdException w:unhideWhenUsed="0" w:uiPriority="0" w:semiHidden="0" w:name="List Continue"/>
     <w:lsdException w:unhideWhenUsed="0" w:uiPriority="0" w:semiHidden="0" w:name="List Continue 2"/>
@@ -4748,6 +5739,7 @@
   <w:style w:type="paragraph" w:styleId="3">
     <w:name w:val="Body Text"/>
     <w:basedOn w:val="1"/>
+    <w:qFormat/>
     <w:uiPriority w:val="0"/>
     <w:pPr>
       <w:spacing w:before="0" w:after="140" w:line="276" w:lineRule="auto"/>
@@ -4806,6 +5798,7 @@
   <w:style w:type="paragraph" w:styleId="7">
     <w:name w:val="List"/>
     <w:basedOn w:val="3"/>
+    <w:qFormat/>
     <w:uiPriority w:val="0"/>
     <w:rPr>
       <w:rFonts w:cs="Noto Sans CJK SC"/>
